--- a/tool/templates/Final Template.docx
+++ b/tool/templates/Final Template.docx
@@ -2,6 +2,8 @@
 <file path=word/document.xml><?xml version="1.0" encoding="utf-8"?>
 <w:document xmlns:wpc="http://schemas.microsoft.com/office/word/2010/wordprocessingCanvas" xmlns:cx="http://schemas.microsoft.com/office/drawing/2014/chartex" xmlns:cx1="http://schemas.microsoft.com/office/drawing/2015/9/8/chartex" xmlns:cx2="http://schemas.microsoft.com/office/drawing/2015/10/21/chartex" xmlns:cx3="http://schemas.microsoft.com/office/drawing/2016/5/9/chartex" xmlns:cx4="http://schemas.microsoft.com/office/drawing/2016/5/10/chartex" xmlns:cx5="http://schemas.microsoft.com/office/drawing/2016/5/11/chartex" xmlns:cx6="http://schemas.microsoft.com/office/drawing/2016/5/12/chartex" xmlns:cx7="http://schemas.microsoft.com/office/drawing/2016/5/13/chartex" xmlns:cx8="http://schemas.microsoft.com/office/drawing/2016/5/14/chartex" xmlns:mc="http://schemas.openxmlformats.org/markup-compatibility/2006" xmlns:aink="http://schemas.microsoft.com/office/drawing/2016/ink" xmlns:am3d="http://schemas.microsoft.com/office/drawing/2017/model3d" xmlns:o="urn:schemas-microsoft-com:office:office" xmlns:oel="http://schemas.microsoft.com/office/2019/extlst" xmlns:r="http://schemas.openxmlformats.org/officeDocument/2006/relationships" xmlns:m="http://schemas.openxmlformats.org/officeDocument/2006/math" xmlns:v="urn:schemas-microsoft-com:vml" xmlns:wp14="http://schemas.microsoft.com/office/word/2010/wordprocessingDrawing" xmlns:wp="http://schemas.openxmlformats.org/drawingml/2006/wordprocessingDrawing" xmlns:w10="urn:schemas-microsoft-com:office:word" xmlns:w="http://schemas.openxmlformats.org/wordprocessingml/2006/main" xmlns:w14="http://schemas.microsoft.com/office/word/2010/wordml" xmlns:w15="http://schemas.microsoft.com/office/word/2012/wordml" xmlns:w16cex="http://schemas.microsoft.com/office/word/2018/wordml/cex" xmlns:w16cid="http://schemas.microsoft.com/office/word/2016/wordml/cid" xmlns:w16="http://schemas.microsoft.com/office/word/2018/wordml" xmlns:w16du="http://schemas.microsoft.com/office/word/2023/wordml/word16du" xmlns:w16sdtdh="http://schemas.microsoft.com/office/word/2020/wordml/sdtdatahash" xmlns:w16sdtfl="http://schemas.microsoft.com/office/word/2024/wordml/sdtformatlock" xmlns:w16se="http://schemas.microsoft.com/office/word/2015/wordml/symex" xmlns:wpg="http://schemas.microsoft.com/office/word/2010/wordprocessingGroup" xmlns:wpi="http://schemas.microsoft.com/office/word/2010/wordprocessingInk" xmlns:wne="http://schemas.microsoft.com/office/word/2006/wordml" xmlns:wps="http://schemas.microsoft.com/office/word/2010/wordprocessingShape" mc:Ignorable="w14 w15 w16se w16cid w16 w16cex w16sdtdh w16sdtfl w16du wp14">
   <w:body>
+    <w:bookmarkStart w:id="0" w:name="_Hlk205834408"/>
+    <w:bookmarkEnd w:id="0"/>
     <w:p>
       <w:pPr>
         <w:jc w:val="center"/>
@@ -21,7 +23,7 @@
         <mc:AlternateContent>
           <mc:Choice Requires="wps">
             <w:drawing>
-              <wp:anchor distT="0" distB="0" distL="114300" distR="114300" simplePos="0" relativeHeight="251659264" behindDoc="0" locked="0" layoutInCell="1" allowOverlap="1" wp14:anchorId="6C854E53" wp14:editId="7C0CA432">
+              <wp:anchor distT="0" distB="0" distL="114300" distR="114300" simplePos="0" relativeHeight="251659264" behindDoc="0" locked="0" layoutInCell="1" allowOverlap="1" wp14:anchorId="14E04AEF" wp14:editId="7BA75EE1">
                 <wp:simplePos x="0" y="0"/>
                 <wp:positionH relativeFrom="column">
                   <wp:posOffset>-182073</wp:posOffset>
@@ -93,7 +95,7 @@
           </mc:Choice>
           <mc:Fallback>
             <w:pict>
-              <v:rect w14:anchorId="6C854E53" id="Rectangle 1" o:spid="_x0000_s1026" style="position:absolute;left:0;text-align:left;margin-left:-14.35pt;margin-top:-14.1pt;width:107.7pt;height:83.45pt;z-index:251659264;visibility:visible;mso-wrap-style:square;mso-width-percent:0;mso-height-percent:0;mso-wrap-distance-left:9pt;mso-wrap-distance-top:0;mso-wrap-distance-right:9pt;mso-wrap-distance-bottom:0;mso-position-horizontal:absolute;mso-position-horizontal-relative:text;mso-position-vertical:absolute;mso-position-vertical-relative:text;mso-width-percent:0;mso-height-percent:0;mso-width-relative:margin;mso-height-relative:margin;v-text-anchor:middle" o:gfxdata="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" fillcolor="#4f81bd [3204]" strokecolor="#4579b8 [3044]">
+              <v:rect w14:anchorId="14E04AEF" id="Rectangle 1" o:spid="_x0000_s1026" style="position:absolute;left:0;text-align:left;margin-left:-14.35pt;margin-top:-14.1pt;width:107.7pt;height:83.45pt;z-index:251659264;visibility:visible;mso-wrap-style:square;mso-width-percent:0;mso-height-percent:0;mso-wrap-distance-left:9pt;mso-wrap-distance-top:0;mso-wrap-distance-right:9pt;mso-wrap-distance-bottom:0;mso-position-horizontal:absolute;mso-position-horizontal-relative:text;mso-position-vertical:absolute;mso-position-vertical-relative:text;mso-width-percent:0;mso-height-percent:0;mso-width-relative:margin;mso-height-relative:margin;v-text-anchor:middle" o:gfxdata="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" fillcolor="#4f81bd [3204]" strokecolor="#4579b8 [3044]">
                 <v:fill color2="#a7bfde [1620]" rotate="t" angle="180" focus="100%" type="gradient">
                   <o:fill v:ext="view" type="gradientUnscaled"/>
                 </v:fill>
@@ -121,7 +123,7 @@
           <w:b/>
           <w:bCs/>
         </w:rPr>
-        <w:t>{</w:t>
+        <w:t xml:space="preserve">                                                            </w:t>
       </w:r>
       <w:r>
         <w:rPr>
@@ -129,7 +131,7 @@
           <w:b/>
           <w:bCs/>
         </w:rPr>
-        <w:t xml:space="preserve">                                                                      {</w:t>
+        <w:t xml:space="preserve">      </w:t>
       </w:r>
       <w:r>
         <w:rPr>
@@ -137,7 +139,7 @@
           <w:b/>
           <w:bCs/>
         </w:rPr>
-        <w:t>{</w:t>
+        <w:t xml:space="preserve">  </w:t>
       </w:r>
       <w:r>
         <w:rPr>
@@ -145,35 +147,19 @@
           <w:b/>
           <w:bCs/>
         </w:rPr>
-        <w:t xml:space="preserve"> name</w:t>
+        <w:t xml:space="preserve">                                                                                                     </w:t>
       </w:r>
       <w:r>
         <w:rPr>
           <w:rFonts w:asciiTheme="majorHAnsi" w:eastAsia="Montserrat" w:hAnsiTheme="majorHAnsi" w:cstheme="majorHAnsi"/>
           <w:b/>
           <w:bCs/>
-        </w:rPr>
-        <w:t xml:space="preserve"> }}</w:t>
-      </w:r>
-      <w:r>
-        <w:rPr>
-          <w:rFonts w:asciiTheme="majorHAnsi" w:eastAsia="Montserrat" w:hAnsiTheme="majorHAnsi" w:cstheme="majorHAnsi"/>
-          <w:b/>
-          <w:bCs/>
-        </w:rPr>
-        <w:t xml:space="preserve">                                                           </w:t>
-      </w:r>
-      <w:r>
-        <w:rPr>
-          <w:rFonts w:asciiTheme="majorHAnsi" w:eastAsia="Montserrat" w:hAnsiTheme="majorHAnsi" w:cstheme="majorHAnsi"/>
-          <w:b/>
-          <w:bCs/>
           <w:noProof/>
         </w:rPr>
         <w:drawing>
-          <wp:inline distT="0" distB="0" distL="0" distR="0" wp14:anchorId="075E752F" wp14:editId="4DC24133">
-            <wp:extent cx="655320" cy="508000"/>
-            <wp:effectExtent l="0" t="0" r="0" b="6350"/>
+          <wp:inline distT="0" distB="0" distL="0" distR="0" wp14:anchorId="3C0D7711" wp14:editId="7058647F">
+            <wp:extent cx="564713" cy="428625"/>
+            <wp:effectExtent l="0" t="0" r="6985" b="0"/>
             <wp:docPr id="1070275319" name="Picture 3"/>
             <wp:cNvGraphicFramePr>
               <a:graphicFrameLocks xmlns:a="http://schemas.openxmlformats.org/drawingml/2006/main" noChangeAspect="1"/>
@@ -200,7 +186,7 @@
                   <pic:spPr>
                     <a:xfrm>
                       <a:off x="0" y="0"/>
-                      <a:ext cx="655357" cy="508029"/>
+                      <a:ext cx="686451" cy="521026"/>
                     </a:xfrm>
                     <a:prstGeom prst="rect">
                       <a:avLst/>
@@ -212,17 +198,61 @@
           </wp:inline>
         </w:drawing>
       </w:r>
-      <w:r>
-        <w:rPr>
-          <w:rFonts w:asciiTheme="majorHAnsi" w:eastAsia="Montserrat" w:hAnsiTheme="majorHAnsi" w:cstheme="majorHAnsi"/>
-          <w:b/>
-          <w:bCs/>
-        </w:rPr>
-        <w:t xml:space="preserve">                          </w:t>
-      </w:r>
     </w:p>
     <w:p>
       <w:pPr>
+        <w:jc w:val="center"/>
+        <w:rPr>
+          <w:rFonts w:asciiTheme="majorHAnsi" w:eastAsia="Montserrat" w:hAnsiTheme="majorHAnsi" w:cstheme="majorHAnsi"/>
+          <w:b/>
+          <w:bCs/>
+        </w:rPr>
+      </w:pPr>
+      <w:r>
+        <w:rPr>
+          <w:rFonts w:asciiTheme="majorHAnsi" w:eastAsia="Montserrat" w:hAnsiTheme="majorHAnsi" w:cstheme="majorHAnsi"/>
+          <w:b/>
+          <w:bCs/>
+        </w:rPr>
+        <w:t xml:space="preserve">  </w:t>
+      </w:r>
+      <w:proofErr w:type="gramStart"/>
+      <w:r>
+        <w:rPr>
+          <w:rFonts w:asciiTheme="majorHAnsi" w:eastAsia="Montserrat" w:hAnsiTheme="majorHAnsi" w:cstheme="majorHAnsi"/>
+          <w:b/>
+          <w:bCs/>
+        </w:rPr>
+        <w:t>{</w:t>
+      </w:r>
+      <w:r>
+        <w:rPr>
+          <w:rFonts w:asciiTheme="majorHAnsi" w:eastAsia="Montserrat" w:hAnsiTheme="majorHAnsi" w:cstheme="majorHAnsi"/>
+          <w:b/>
+          <w:bCs/>
+        </w:rPr>
+        <w:t>{ name</w:t>
+      </w:r>
+      <w:proofErr w:type="gramEnd"/>
+      <w:r>
+        <w:rPr>
+          <w:rFonts w:asciiTheme="majorHAnsi" w:eastAsia="Montserrat" w:hAnsiTheme="majorHAnsi" w:cstheme="majorHAnsi"/>
+          <w:b/>
+          <w:bCs/>
+        </w:rPr>
+        <w:t xml:space="preserve"> }}</w:t>
+      </w:r>
+      <w:r>
+        <w:rPr>
+          <w:rFonts w:asciiTheme="majorHAnsi" w:eastAsia="Montserrat" w:hAnsiTheme="majorHAnsi" w:cstheme="majorHAnsi"/>
+          <w:b/>
+          <w:bCs/>
+        </w:rPr>
+        <w:t xml:space="preserve">                                                                                     </w:t>
+      </w:r>
+    </w:p>
+    <w:p>
+      <w:pPr>
         <w:spacing w:line="276" w:lineRule="auto"/>
         <w:jc w:val="center"/>
         <w:rPr>
@@ -246,6 +276,7 @@
           <w:szCs w:val="20"/>
         </w:rPr>
       </w:pPr>
+      <w:proofErr w:type="gramStart"/>
       <w:r>
         <w:rPr>
           <w:rFonts w:asciiTheme="majorHAnsi" w:eastAsia="Montserrat" w:hAnsiTheme="majorHAnsi" w:cstheme="majorHAnsi"/>
@@ -254,8 +285,9 @@
           <w:sz w:val="20"/>
           <w:szCs w:val="20"/>
         </w:rPr>
-        <w:t xml:space="preserve">{{ </w:t>
-      </w:r>
+        <w:t>{{ address</w:t>
+      </w:r>
+      <w:proofErr w:type="gramEnd"/>
       <w:r>
         <w:rPr>
           <w:rFonts w:asciiTheme="majorHAnsi" w:eastAsia="Montserrat" w:hAnsiTheme="majorHAnsi" w:cstheme="majorHAnsi"/>
@@ -264,7 +296,7 @@
           <w:sz w:val="20"/>
           <w:szCs w:val="20"/>
         </w:rPr>
-        <w:t>address</w:t>
+        <w:t xml:space="preserve"> }}</w:t>
       </w:r>
       <w:r>
         <w:rPr>
@@ -274,8 +306,9 @@
           <w:sz w:val="20"/>
           <w:szCs w:val="20"/>
         </w:rPr>
-        <w:t xml:space="preserve"> }}</w:t>
-      </w:r>
+        <w:t xml:space="preserve"> </w:t>
+      </w:r>
+      <w:proofErr w:type="gramStart"/>
       <w:r>
         <w:rPr>
           <w:rFonts w:asciiTheme="majorHAnsi" w:eastAsia="Montserrat" w:hAnsiTheme="majorHAnsi" w:cstheme="majorHAnsi"/>
@@ -284,7 +317,7 @@
           <w:sz w:val="20"/>
           <w:szCs w:val="20"/>
         </w:rPr>
-        <w:t xml:space="preserve"> </w:t>
+        <w:t>|</w:t>
       </w:r>
       <w:r>
         <w:rPr>
@@ -294,8 +327,9 @@
           <w:sz w:val="20"/>
           <w:szCs w:val="20"/>
         </w:rPr>
-        <w:t>|</w:t>
-      </w:r>
+        <w:t>{{ phone</w:t>
+      </w:r>
+      <w:proofErr w:type="gramEnd"/>
       <w:r>
         <w:rPr>
           <w:rFonts w:asciiTheme="majorHAnsi" w:eastAsia="Montserrat" w:hAnsiTheme="majorHAnsi" w:cstheme="majorHAnsi"/>
@@ -304,8 +338,9 @@
           <w:sz w:val="20"/>
           <w:szCs w:val="20"/>
         </w:rPr>
-        <w:t>{{ phone }}</w:t>
-      </w:r>
+        <w:t xml:space="preserve"> </w:t>
+      </w:r>
+      <w:proofErr w:type="gramStart"/>
       <w:r>
         <w:rPr>
           <w:rFonts w:asciiTheme="majorHAnsi" w:eastAsia="Montserrat" w:hAnsiTheme="majorHAnsi" w:cstheme="majorHAnsi"/>
@@ -314,7 +349,7 @@
           <w:sz w:val="20"/>
           <w:szCs w:val="20"/>
         </w:rPr>
-        <w:t>|</w:t>
+        <w:t>}}</w:t>
       </w:r>
       <w:r>
         <w:rPr>
@@ -324,8 +359,9 @@
           <w:sz w:val="20"/>
           <w:szCs w:val="20"/>
         </w:rPr>
-        <w:t xml:space="preserve"> </w:t>
-      </w:r>
+        <w:t>|</w:t>
+      </w:r>
+      <w:proofErr w:type="gramEnd"/>
       <w:r>
         <w:rPr>
           <w:rFonts w:asciiTheme="majorHAnsi" w:eastAsia="Montserrat" w:hAnsiTheme="majorHAnsi" w:cstheme="majorHAnsi"/>
@@ -334,8 +370,9 @@
           <w:sz w:val="20"/>
           <w:szCs w:val="20"/>
         </w:rPr>
-        <w:t>{{ e</w:t>
-      </w:r>
+        <w:t xml:space="preserve"> </w:t>
+      </w:r>
+      <w:proofErr w:type="gramStart"/>
       <w:r>
         <w:rPr>
           <w:rFonts w:asciiTheme="majorHAnsi" w:eastAsia="Montserrat" w:hAnsiTheme="majorHAnsi" w:cstheme="majorHAnsi"/>
@@ -344,7 +381,7 @@
           <w:sz w:val="20"/>
           <w:szCs w:val="20"/>
         </w:rPr>
-        <w:t>mail</w:t>
+        <w:t>{{ e</w:t>
       </w:r>
       <w:r>
         <w:rPr>
@@ -354,8 +391,9 @@
           <w:sz w:val="20"/>
           <w:szCs w:val="20"/>
         </w:rPr>
-        <w:t xml:space="preserve"> }}</w:t>
-      </w:r>
+        <w:t>mail</w:t>
+      </w:r>
+      <w:proofErr w:type="gramEnd"/>
       <w:r>
         <w:rPr>
           <w:rFonts w:asciiTheme="majorHAnsi" w:eastAsia="Montserrat" w:hAnsiTheme="majorHAnsi" w:cstheme="majorHAnsi"/>
@@ -364,7 +402,7 @@
           <w:sz w:val="20"/>
           <w:szCs w:val="20"/>
         </w:rPr>
-        <w:t xml:space="preserve"> </w:t>
+        <w:t xml:space="preserve"> }}</w:t>
       </w:r>
       <w:r>
         <w:rPr>
@@ -374,8 +412,9 @@
           <w:sz w:val="20"/>
           <w:szCs w:val="20"/>
         </w:rPr>
-        <w:t>|</w:t>
-      </w:r>
+        <w:t xml:space="preserve"> | </w:t>
+      </w:r>
+      <w:proofErr w:type="gramStart"/>
       <w:r>
         <w:rPr>
           <w:rFonts w:asciiTheme="majorHAnsi" w:eastAsia="Montserrat" w:hAnsiTheme="majorHAnsi" w:cstheme="majorHAnsi"/>
@@ -384,8 +423,9 @@
           <w:sz w:val="20"/>
           <w:szCs w:val="20"/>
         </w:rPr>
-        <w:t xml:space="preserve"> </w:t>
-      </w:r>
+        <w:t xml:space="preserve">{{ </w:t>
+      </w:r>
+      <w:proofErr w:type="spellStart"/>
       <w:r>
         <w:rPr>
           <w:rFonts w:asciiTheme="majorHAnsi" w:eastAsia="Montserrat" w:hAnsiTheme="majorHAnsi" w:cstheme="majorHAnsi"/>
@@ -394,9 +434,8 @@
           <w:sz w:val="20"/>
           <w:szCs w:val="20"/>
         </w:rPr>
-        <w:t xml:space="preserve">{{ </w:t>
-      </w:r>
-      <w:proofErr w:type="spellStart"/>
+        <w:t>l</w:t>
+      </w:r>
       <w:r>
         <w:rPr>
           <w:rFonts w:asciiTheme="majorHAnsi" w:eastAsia="Montserrat" w:hAnsiTheme="majorHAnsi" w:cstheme="majorHAnsi"/>
@@ -405,19 +444,10 @@
           <w:sz w:val="20"/>
           <w:szCs w:val="20"/>
         </w:rPr>
-        <w:t>l</w:t>
-      </w:r>
-      <w:r>
-        <w:rPr>
-          <w:rFonts w:asciiTheme="majorHAnsi" w:eastAsia="Montserrat" w:hAnsiTheme="majorHAnsi" w:cstheme="majorHAnsi"/>
-          <w:b/>
-          <w:bCs/>
-          <w:sz w:val="20"/>
-          <w:szCs w:val="20"/>
-        </w:rPr>
         <w:t>inkedIn</w:t>
       </w:r>
       <w:proofErr w:type="spellEnd"/>
+      <w:proofErr w:type="gramEnd"/>
       <w:r>
         <w:rPr>
           <w:rFonts w:asciiTheme="majorHAnsi" w:eastAsia="Montserrat" w:hAnsiTheme="majorHAnsi" w:cstheme="majorHAnsi"/>
@@ -502,17 +532,14 @@
         <w:jc w:val="both"/>
         <w:rPr>
           <w:rFonts w:asciiTheme="majorHAnsi" w:eastAsia="Montserrat" w:hAnsiTheme="majorHAnsi" w:cstheme="majorHAnsi"/>
-          <w:b/>
-          <w:bCs/>
-          <w:sz w:val="18"/>
-          <w:szCs w:val="18"/>
-        </w:rPr>
-      </w:pPr>
-      <w:r>
-        <w:rPr>
-          <w:rFonts w:asciiTheme="majorHAnsi" w:eastAsia="Montserrat" w:hAnsiTheme="majorHAnsi" w:cstheme="majorHAnsi"/>
-          <w:b/>
-          <w:bCs/>
+          <w:sz w:val="18"/>
+          <w:szCs w:val="18"/>
+        </w:rPr>
+      </w:pPr>
+      <w:proofErr w:type="gramStart"/>
+      <w:r>
+        <w:rPr>
+          <w:rFonts w:asciiTheme="majorHAnsi" w:eastAsia="Montserrat" w:hAnsiTheme="majorHAnsi" w:cstheme="majorHAnsi"/>
           <w:sz w:val="18"/>
           <w:szCs w:val="18"/>
         </w:rPr>
@@ -522,28 +549,24 @@
       <w:r>
         <w:rPr>
           <w:rFonts w:asciiTheme="majorHAnsi" w:eastAsia="Montserrat" w:hAnsiTheme="majorHAnsi" w:cstheme="majorHAnsi"/>
-          <w:b/>
-          <w:bCs/>
-          <w:sz w:val="18"/>
-          <w:szCs w:val="18"/>
-        </w:rPr>
-        <w:t>professiona</w:t>
-      </w:r>
-      <w:r>
-        <w:rPr>
-          <w:rFonts w:asciiTheme="majorHAnsi" w:eastAsia="Montserrat" w:hAnsiTheme="majorHAnsi" w:cstheme="majorHAnsi"/>
-          <w:b/>
-          <w:bCs/>
-          <w:sz w:val="18"/>
-          <w:szCs w:val="18"/>
-        </w:rPr>
-        <w:t>l_</w:t>
-      </w:r>
-      <w:r>
-        <w:rPr>
-          <w:rFonts w:asciiTheme="majorHAnsi" w:eastAsia="Montserrat" w:hAnsiTheme="majorHAnsi" w:cstheme="majorHAnsi"/>
-          <w:b/>
-          <w:bCs/>
+          <w:sz w:val="18"/>
+          <w:szCs w:val="18"/>
+        </w:rPr>
+        <w:t>professional</w:t>
+      </w:r>
+      <w:proofErr w:type="gramEnd"/>
+      <w:r>
+        <w:rPr>
+          <w:rFonts w:asciiTheme="majorHAnsi" w:eastAsia="Montserrat" w:hAnsiTheme="majorHAnsi" w:cstheme="majorHAnsi"/>
+          <w:sz w:val="18"/>
+          <w:szCs w:val="18"/>
+        </w:rPr>
+        <w:t>_</w:t>
+      </w:r>
+      <w:proofErr w:type="gramStart"/>
+      <w:r>
+        <w:rPr>
+          <w:rFonts w:asciiTheme="majorHAnsi" w:eastAsia="Montserrat" w:hAnsiTheme="majorHAnsi" w:cstheme="majorHAnsi"/>
           <w:sz w:val="18"/>
           <w:szCs w:val="18"/>
         </w:rPr>
@@ -553,12 +576,19 @@
       <w:r>
         <w:rPr>
           <w:rFonts w:asciiTheme="majorHAnsi" w:eastAsia="Montserrat" w:hAnsiTheme="majorHAnsi" w:cstheme="majorHAnsi"/>
-          <w:b/>
-          <w:bCs/>
-          <w:sz w:val="18"/>
-          <w:szCs w:val="18"/>
-        </w:rPr>
-        <w:t xml:space="preserve"> }}</w:t>
+          <w:sz w:val="18"/>
+          <w:szCs w:val="18"/>
+        </w:rPr>
+        <w:t xml:space="preserve"> }</w:t>
+      </w:r>
+      <w:proofErr w:type="gramEnd"/>
+      <w:r>
+        <w:rPr>
+          <w:rFonts w:asciiTheme="majorHAnsi" w:eastAsia="Montserrat" w:hAnsiTheme="majorHAnsi" w:cstheme="majorHAnsi"/>
+          <w:sz w:val="18"/>
+          <w:szCs w:val="18"/>
+        </w:rPr>
+        <w:t>}</w:t>
       </w:r>
     </w:p>
     <w:p>
@@ -610,21 +640,27 @@
         <w:jc w:val="both"/>
         <w:rPr>
           <w:rFonts w:asciiTheme="majorHAnsi" w:eastAsia="Montserrat" w:hAnsiTheme="majorHAnsi" w:cstheme="majorHAnsi"/>
-          <w:b/>
-          <w:bCs/>
-          <w:sz w:val="18"/>
-          <w:szCs w:val="18"/>
-        </w:rPr>
-      </w:pPr>
-      <w:r>
-        <w:rPr>
-          <w:rFonts w:asciiTheme="majorHAnsi" w:eastAsia="Montserrat" w:hAnsiTheme="majorHAnsi" w:cstheme="majorHAnsi"/>
-          <w:b/>
-          <w:bCs/>
-          <w:sz w:val="18"/>
-          <w:szCs w:val="18"/>
-        </w:rPr>
-        <w:t>{{ skills }}</w:t>
+          <w:sz w:val="18"/>
+          <w:szCs w:val="18"/>
+        </w:rPr>
+      </w:pPr>
+      <w:proofErr w:type="gramStart"/>
+      <w:r>
+        <w:rPr>
+          <w:rFonts w:asciiTheme="majorHAnsi" w:eastAsia="Montserrat" w:hAnsiTheme="majorHAnsi" w:cstheme="majorHAnsi"/>
+          <w:sz w:val="18"/>
+          <w:szCs w:val="18"/>
+        </w:rPr>
+        <w:t>{{ skills</w:t>
+      </w:r>
+      <w:proofErr w:type="gramEnd"/>
+      <w:r>
+        <w:rPr>
+          <w:rFonts w:asciiTheme="majorHAnsi" w:eastAsia="Montserrat" w:hAnsiTheme="majorHAnsi" w:cstheme="majorHAnsi"/>
+          <w:sz w:val="18"/>
+          <w:szCs w:val="18"/>
+        </w:rPr>
+        <w:t xml:space="preserve"> }}</w:t>
       </w:r>
     </w:p>
     <w:p>
@@ -714,6 +750,7 @@
           <w:szCs w:val="18"/>
         </w:rPr>
       </w:pPr>
+      <w:proofErr w:type="gramStart"/>
       <w:r>
         <w:rPr>
           <w:rFonts w:asciiTheme="majorHAnsi" w:eastAsia="Montserrat" w:hAnsiTheme="majorHAnsi" w:cstheme="majorHAnsi"/>
@@ -731,7 +768,27 @@
           <w:sz w:val="18"/>
           <w:szCs w:val="18"/>
         </w:rPr>
-        <w:t>ed.degree</w:t>
+        <w:t>ed</w:t>
+      </w:r>
+      <w:proofErr w:type="gramEnd"/>
+      <w:r>
+        <w:rPr>
+          <w:rFonts w:asciiTheme="majorHAnsi" w:eastAsia="Montserrat" w:hAnsiTheme="majorHAnsi" w:cstheme="majorHAnsi"/>
+          <w:bCs/>
+          <w:sz w:val="18"/>
+          <w:szCs w:val="18"/>
+        </w:rPr>
+        <w:t>.</w:t>
+      </w:r>
+      <w:proofErr w:type="gramStart"/>
+      <w:r>
+        <w:rPr>
+          <w:rFonts w:asciiTheme="majorHAnsi" w:eastAsia="Montserrat" w:hAnsiTheme="majorHAnsi" w:cstheme="majorHAnsi"/>
+          <w:bCs/>
+          <w:sz w:val="18"/>
+          <w:szCs w:val="18"/>
+        </w:rPr>
+        <w:t>degree</w:t>
       </w:r>
       <w:proofErr w:type="spellEnd"/>
       <w:r>
@@ -741,7 +798,27 @@
           <w:sz w:val="18"/>
           <w:szCs w:val="18"/>
         </w:rPr>
-        <w:t xml:space="preserve"> }}, {{ </w:t>
+        <w:t xml:space="preserve"> }</w:t>
+      </w:r>
+      <w:proofErr w:type="gramEnd"/>
+      <w:r>
+        <w:rPr>
+          <w:rFonts w:asciiTheme="majorHAnsi" w:eastAsia="Montserrat" w:hAnsiTheme="majorHAnsi" w:cstheme="majorHAnsi"/>
+          <w:bCs/>
+          <w:sz w:val="18"/>
+          <w:szCs w:val="18"/>
+        </w:rPr>
+        <w:t xml:space="preserve">}, </w:t>
+      </w:r>
+      <w:proofErr w:type="gramStart"/>
+      <w:r>
+        <w:rPr>
+          <w:rFonts w:asciiTheme="majorHAnsi" w:eastAsia="Montserrat" w:hAnsiTheme="majorHAnsi" w:cstheme="majorHAnsi"/>
+          <w:bCs/>
+          <w:sz w:val="18"/>
+          <w:szCs w:val="18"/>
+        </w:rPr>
+        <w:t xml:space="preserve">{{ </w:t>
       </w:r>
       <w:proofErr w:type="spellStart"/>
       <w:r>
@@ -751,7 +828,27 @@
           <w:sz w:val="18"/>
           <w:szCs w:val="18"/>
         </w:rPr>
-        <w:t>ed.institution</w:t>
+        <w:t>ed</w:t>
+      </w:r>
+      <w:proofErr w:type="gramEnd"/>
+      <w:r>
+        <w:rPr>
+          <w:rFonts w:asciiTheme="majorHAnsi" w:eastAsia="Montserrat" w:hAnsiTheme="majorHAnsi" w:cstheme="majorHAnsi"/>
+          <w:bCs/>
+          <w:sz w:val="18"/>
+          <w:szCs w:val="18"/>
+        </w:rPr>
+        <w:t>.</w:t>
+      </w:r>
+      <w:proofErr w:type="gramStart"/>
+      <w:r>
+        <w:rPr>
+          <w:rFonts w:asciiTheme="majorHAnsi" w:eastAsia="Montserrat" w:hAnsiTheme="majorHAnsi" w:cstheme="majorHAnsi"/>
+          <w:bCs/>
+          <w:sz w:val="18"/>
+          <w:szCs w:val="18"/>
+        </w:rPr>
+        <w:t>institution</w:t>
       </w:r>
       <w:proofErr w:type="spellEnd"/>
       <w:r>
@@ -761,7 +858,27 @@
           <w:sz w:val="18"/>
           <w:szCs w:val="18"/>
         </w:rPr>
-        <w:t xml:space="preserve"> }} ({{ </w:t>
+        <w:t xml:space="preserve"> }</w:t>
+      </w:r>
+      <w:proofErr w:type="gramEnd"/>
+      <w:r>
+        <w:rPr>
+          <w:rFonts w:asciiTheme="majorHAnsi" w:eastAsia="Montserrat" w:hAnsiTheme="majorHAnsi" w:cstheme="majorHAnsi"/>
+          <w:bCs/>
+          <w:sz w:val="18"/>
+          <w:szCs w:val="18"/>
+        </w:rPr>
+        <w:t>} (</w:t>
+      </w:r>
+      <w:proofErr w:type="gramStart"/>
+      <w:r>
+        <w:rPr>
+          <w:rFonts w:asciiTheme="majorHAnsi" w:eastAsia="Montserrat" w:hAnsiTheme="majorHAnsi" w:cstheme="majorHAnsi"/>
+          <w:bCs/>
+          <w:sz w:val="18"/>
+          <w:szCs w:val="18"/>
+        </w:rPr>
+        <w:t xml:space="preserve">{{ </w:t>
       </w:r>
       <w:proofErr w:type="spellStart"/>
       <w:r>
@@ -771,7 +888,27 @@
           <w:sz w:val="18"/>
           <w:szCs w:val="18"/>
         </w:rPr>
-        <w:t>ed.start</w:t>
+        <w:t>ed</w:t>
+      </w:r>
+      <w:proofErr w:type="gramEnd"/>
+      <w:r>
+        <w:rPr>
+          <w:rFonts w:asciiTheme="majorHAnsi" w:eastAsia="Montserrat" w:hAnsiTheme="majorHAnsi" w:cstheme="majorHAnsi"/>
+          <w:bCs/>
+          <w:sz w:val="18"/>
+          <w:szCs w:val="18"/>
+        </w:rPr>
+        <w:t>.</w:t>
+      </w:r>
+      <w:proofErr w:type="gramStart"/>
+      <w:r>
+        <w:rPr>
+          <w:rFonts w:asciiTheme="majorHAnsi" w:eastAsia="Montserrat" w:hAnsiTheme="majorHAnsi" w:cstheme="majorHAnsi"/>
+          <w:bCs/>
+          <w:sz w:val="18"/>
+          <w:szCs w:val="18"/>
+        </w:rPr>
+        <w:t>start</w:t>
       </w:r>
       <w:proofErr w:type="spellEnd"/>
       <w:r>
@@ -794,6 +931,7 @@
         <w:t>ed.end</w:t>
       </w:r>
       <w:proofErr w:type="spellEnd"/>
+      <w:proofErr w:type="gramEnd"/>
       <w:r>
         <w:rPr>
           <w:rFonts w:asciiTheme="majorHAnsi" w:eastAsia="Montserrat" w:hAnsiTheme="majorHAnsi" w:cstheme="majorHAnsi"/>
@@ -896,38 +1034,49 @@
       <w:pPr>
         <w:rPr>
           <w:rFonts w:asciiTheme="majorHAnsi" w:eastAsia="Montserrat" w:hAnsiTheme="majorHAnsi" w:cstheme="majorHAnsi"/>
-          <w:b/>
-          <w:bCs/>
-          <w:sz w:val="18"/>
-          <w:szCs w:val="18"/>
-        </w:rPr>
-      </w:pPr>
-      <w:r>
-        <w:rPr>
-          <w:rFonts w:asciiTheme="majorHAnsi" w:eastAsia="Montserrat" w:hAnsiTheme="majorHAnsi" w:cstheme="majorHAnsi"/>
-          <w:b/>
-          <w:bCs/>
-          <w:sz w:val="18"/>
-          <w:szCs w:val="18"/>
-        </w:rPr>
-        <w:t>{% for e in experience %}</w:t>
+          <w:sz w:val="18"/>
+          <w:szCs w:val="18"/>
+        </w:rPr>
+      </w:pPr>
+      <w:r>
+        <w:rPr>
+          <w:rFonts w:asciiTheme="majorHAnsi" w:eastAsia="Montserrat" w:hAnsiTheme="majorHAnsi" w:cstheme="majorHAnsi"/>
+          <w:sz w:val="18"/>
+          <w:szCs w:val="18"/>
+        </w:rPr>
+        <w:t xml:space="preserve">{% for e in </w:t>
+      </w:r>
+      <w:proofErr w:type="spellStart"/>
+      <w:r>
+        <w:rPr>
+          <w:rFonts w:asciiTheme="majorHAnsi" w:eastAsia="Montserrat" w:hAnsiTheme="majorHAnsi" w:cstheme="majorHAnsi"/>
+          <w:sz w:val="18"/>
+          <w:szCs w:val="18"/>
+        </w:rPr>
+        <w:t>professional_experience</w:t>
+      </w:r>
+      <w:proofErr w:type="spellEnd"/>
+      <w:r>
+        <w:rPr>
+          <w:rFonts w:asciiTheme="majorHAnsi" w:eastAsia="Montserrat" w:hAnsiTheme="majorHAnsi" w:cstheme="majorHAnsi"/>
+          <w:sz w:val="18"/>
+          <w:szCs w:val="18"/>
+        </w:rPr>
+        <w:t xml:space="preserve"> %}</w:t>
       </w:r>
     </w:p>
     <w:p>
       <w:pPr>
         <w:rPr>
           <w:rFonts w:asciiTheme="majorHAnsi" w:eastAsia="Montserrat" w:hAnsiTheme="majorHAnsi" w:cstheme="majorHAnsi"/>
-          <w:b/>
-          <w:bCs/>
-          <w:sz w:val="18"/>
-          <w:szCs w:val="18"/>
-        </w:rPr>
-      </w:pPr>
-      <w:r>
-        <w:rPr>
-          <w:rFonts w:asciiTheme="majorHAnsi" w:eastAsia="Montserrat" w:hAnsiTheme="majorHAnsi" w:cstheme="majorHAnsi"/>
-          <w:b/>
-          <w:bCs/>
+          <w:sz w:val="18"/>
+          <w:szCs w:val="18"/>
+        </w:rPr>
+      </w:pPr>
+      <w:proofErr w:type="gramStart"/>
+      <w:r>
+        <w:rPr>
+          <w:rFonts w:asciiTheme="majorHAnsi" w:eastAsia="Montserrat" w:hAnsiTheme="majorHAnsi" w:cstheme="majorHAnsi"/>
           <w:sz w:val="18"/>
           <w:szCs w:val="18"/>
         </w:rPr>
@@ -937,127 +1086,239 @@
       <w:r>
         <w:rPr>
           <w:rFonts w:asciiTheme="majorHAnsi" w:eastAsia="Montserrat" w:hAnsiTheme="majorHAnsi" w:cstheme="majorHAnsi"/>
-          <w:b/>
-          <w:bCs/>
-          <w:sz w:val="18"/>
-          <w:szCs w:val="18"/>
-        </w:rPr>
-        <w:t>e.company</w:t>
+          <w:sz w:val="18"/>
+          <w:szCs w:val="18"/>
+        </w:rPr>
+        <w:t>e</w:t>
+      </w:r>
+      <w:proofErr w:type="gramEnd"/>
+      <w:r>
+        <w:rPr>
+          <w:rFonts w:asciiTheme="majorHAnsi" w:eastAsia="Montserrat" w:hAnsiTheme="majorHAnsi" w:cstheme="majorHAnsi"/>
+          <w:sz w:val="18"/>
+          <w:szCs w:val="18"/>
+        </w:rPr>
+        <w:t>.</w:t>
+      </w:r>
+      <w:proofErr w:type="gramStart"/>
+      <w:r>
+        <w:rPr>
+          <w:rFonts w:asciiTheme="majorHAnsi" w:eastAsia="Montserrat" w:hAnsiTheme="majorHAnsi" w:cstheme="majorHAnsi"/>
+          <w:sz w:val="18"/>
+          <w:szCs w:val="18"/>
+        </w:rPr>
+        <w:t>company</w:t>
       </w:r>
       <w:proofErr w:type="spellEnd"/>
       <w:r>
         <w:rPr>
           <w:rFonts w:asciiTheme="majorHAnsi" w:eastAsia="Montserrat" w:hAnsiTheme="majorHAnsi" w:cstheme="majorHAnsi"/>
-          <w:b/>
-          <w:bCs/>
-          <w:sz w:val="18"/>
-          <w:szCs w:val="18"/>
-        </w:rPr>
-        <w:t xml:space="preserve"> }}, {{ </w:t>
+          <w:sz w:val="18"/>
+          <w:szCs w:val="18"/>
+        </w:rPr>
+        <w:t xml:space="preserve"> }</w:t>
+      </w:r>
+      <w:proofErr w:type="gramEnd"/>
+      <w:r>
+        <w:rPr>
+          <w:rFonts w:asciiTheme="majorHAnsi" w:eastAsia="Montserrat" w:hAnsiTheme="majorHAnsi" w:cstheme="majorHAnsi"/>
+          <w:sz w:val="18"/>
+          <w:szCs w:val="18"/>
+        </w:rPr>
+        <w:t xml:space="preserve">}, </w:t>
+      </w:r>
+      <w:proofErr w:type="gramStart"/>
+      <w:r>
+        <w:rPr>
+          <w:rFonts w:asciiTheme="majorHAnsi" w:eastAsia="Montserrat" w:hAnsiTheme="majorHAnsi" w:cstheme="majorHAnsi"/>
+          <w:sz w:val="18"/>
+          <w:szCs w:val="18"/>
+        </w:rPr>
+        <w:t xml:space="preserve">{{ </w:t>
       </w:r>
       <w:proofErr w:type="spellStart"/>
       <w:r>
         <w:rPr>
           <w:rFonts w:asciiTheme="majorHAnsi" w:eastAsia="Montserrat" w:hAnsiTheme="majorHAnsi" w:cstheme="majorHAnsi"/>
-          <w:b/>
-          <w:bCs/>
-          <w:sz w:val="18"/>
-          <w:szCs w:val="18"/>
-        </w:rPr>
-        <w:t>e.location</w:t>
+          <w:sz w:val="18"/>
+          <w:szCs w:val="18"/>
+        </w:rPr>
+        <w:t>e</w:t>
+      </w:r>
+      <w:proofErr w:type="gramEnd"/>
+      <w:r>
+        <w:rPr>
+          <w:rFonts w:asciiTheme="majorHAnsi" w:eastAsia="Montserrat" w:hAnsiTheme="majorHAnsi" w:cstheme="majorHAnsi"/>
+          <w:sz w:val="18"/>
+          <w:szCs w:val="18"/>
+        </w:rPr>
+        <w:t>.</w:t>
+      </w:r>
+      <w:proofErr w:type="gramStart"/>
+      <w:r>
+        <w:rPr>
+          <w:rFonts w:asciiTheme="majorHAnsi" w:eastAsia="Montserrat" w:hAnsiTheme="majorHAnsi" w:cstheme="majorHAnsi"/>
+          <w:sz w:val="18"/>
+          <w:szCs w:val="18"/>
+        </w:rPr>
+        <w:t>location</w:t>
       </w:r>
       <w:proofErr w:type="spellEnd"/>
       <w:r>
         <w:rPr>
           <w:rFonts w:asciiTheme="majorHAnsi" w:eastAsia="Montserrat" w:hAnsiTheme="majorHAnsi" w:cstheme="majorHAnsi"/>
-          <w:b/>
-          <w:bCs/>
-          <w:sz w:val="18"/>
-          <w:szCs w:val="18"/>
-        </w:rPr>
-        <w:t xml:space="preserve"> }} ({{ </w:t>
+          <w:sz w:val="18"/>
+          <w:szCs w:val="18"/>
+        </w:rPr>
+        <w:t xml:space="preserve"> }</w:t>
+      </w:r>
+      <w:proofErr w:type="gramEnd"/>
+      <w:r>
+        <w:rPr>
+          <w:rFonts w:asciiTheme="majorHAnsi" w:eastAsia="Montserrat" w:hAnsiTheme="majorHAnsi" w:cstheme="majorHAnsi"/>
+          <w:sz w:val="18"/>
+          <w:szCs w:val="18"/>
+        </w:rPr>
+        <w:t>} (</w:t>
+      </w:r>
+      <w:proofErr w:type="gramStart"/>
+      <w:r>
+        <w:rPr>
+          <w:rFonts w:asciiTheme="majorHAnsi" w:eastAsia="Montserrat" w:hAnsiTheme="majorHAnsi" w:cstheme="majorHAnsi"/>
+          <w:sz w:val="18"/>
+          <w:szCs w:val="18"/>
+        </w:rPr>
+        <w:t xml:space="preserve">{{ </w:t>
       </w:r>
       <w:proofErr w:type="spellStart"/>
       <w:r>
         <w:rPr>
           <w:rFonts w:asciiTheme="majorHAnsi" w:eastAsia="Montserrat" w:hAnsiTheme="majorHAnsi" w:cstheme="majorHAnsi"/>
-          <w:b/>
-          <w:bCs/>
-          <w:sz w:val="18"/>
-          <w:szCs w:val="18"/>
-        </w:rPr>
-        <w:t>e.dates</w:t>
+          <w:sz w:val="18"/>
+          <w:szCs w:val="18"/>
+        </w:rPr>
+        <w:t>e</w:t>
+      </w:r>
+      <w:proofErr w:type="gramEnd"/>
+      <w:r>
+        <w:rPr>
+          <w:rFonts w:asciiTheme="majorHAnsi" w:eastAsia="Montserrat" w:hAnsiTheme="majorHAnsi" w:cstheme="majorHAnsi"/>
+          <w:sz w:val="18"/>
+          <w:szCs w:val="18"/>
+        </w:rPr>
+        <w:t>.</w:t>
+      </w:r>
+      <w:proofErr w:type="gramStart"/>
+      <w:r>
+        <w:rPr>
+          <w:rFonts w:asciiTheme="majorHAnsi" w:eastAsia="Montserrat" w:hAnsiTheme="majorHAnsi" w:cstheme="majorHAnsi"/>
+          <w:sz w:val="18"/>
+          <w:szCs w:val="18"/>
+        </w:rPr>
+        <w:t>dates</w:t>
       </w:r>
       <w:proofErr w:type="spellEnd"/>
       <w:r>
         <w:rPr>
           <w:rFonts w:asciiTheme="majorHAnsi" w:eastAsia="Montserrat" w:hAnsiTheme="majorHAnsi" w:cstheme="majorHAnsi"/>
-          <w:b/>
-          <w:bCs/>
-          <w:sz w:val="18"/>
-          <w:szCs w:val="18"/>
-        </w:rPr>
-        <w:t xml:space="preserve"> }})</w:t>
+          <w:sz w:val="18"/>
+          <w:szCs w:val="18"/>
+        </w:rPr>
+        <w:t xml:space="preserve"> }</w:t>
+      </w:r>
+      <w:proofErr w:type="gramEnd"/>
+      <w:r>
+        <w:rPr>
+          <w:rFonts w:asciiTheme="majorHAnsi" w:eastAsia="Montserrat" w:hAnsiTheme="majorHAnsi" w:cstheme="majorHAnsi"/>
+          <w:sz w:val="18"/>
+          <w:szCs w:val="18"/>
+        </w:rPr>
+        <w:t>})</w:t>
       </w:r>
     </w:p>
     <w:p>
       <w:pPr>
         <w:rPr>
           <w:rFonts w:asciiTheme="majorHAnsi" w:eastAsia="Montserrat" w:hAnsiTheme="majorHAnsi" w:cstheme="majorHAnsi"/>
-          <w:b/>
-          <w:bCs/>
-          <w:sz w:val="18"/>
-          <w:szCs w:val="18"/>
-        </w:rPr>
-      </w:pPr>
-      <w:r>
-        <w:rPr>
-          <w:rFonts w:asciiTheme="majorHAnsi" w:eastAsia="Montserrat" w:hAnsiTheme="majorHAnsi" w:cstheme="majorHAnsi"/>
-          <w:b/>
-          <w:bCs/>
-          <w:sz w:val="18"/>
-          <w:szCs w:val="18"/>
-        </w:rPr>
-        <w:t xml:space="preserve">Title: {{ </w:t>
+          <w:sz w:val="18"/>
+          <w:szCs w:val="18"/>
+        </w:rPr>
+      </w:pPr>
+      <w:r>
+        <w:rPr>
+          <w:rFonts w:asciiTheme="majorHAnsi" w:eastAsia="Montserrat" w:hAnsiTheme="majorHAnsi" w:cstheme="majorHAnsi"/>
+          <w:sz w:val="18"/>
+          <w:szCs w:val="18"/>
+        </w:rPr>
+        <w:t xml:space="preserve">Title: </w:t>
+      </w:r>
+      <w:proofErr w:type="gramStart"/>
+      <w:r>
+        <w:rPr>
+          <w:rFonts w:asciiTheme="majorHAnsi" w:eastAsia="Montserrat" w:hAnsiTheme="majorHAnsi" w:cstheme="majorHAnsi"/>
+          <w:sz w:val="18"/>
+          <w:szCs w:val="18"/>
+        </w:rPr>
+        <w:t xml:space="preserve">{{ </w:t>
       </w:r>
       <w:proofErr w:type="spellStart"/>
       <w:r>
         <w:rPr>
           <w:rFonts w:asciiTheme="majorHAnsi" w:eastAsia="Montserrat" w:hAnsiTheme="majorHAnsi" w:cstheme="majorHAnsi"/>
-          <w:b/>
-          <w:bCs/>
-          <w:sz w:val="18"/>
-          <w:szCs w:val="18"/>
-        </w:rPr>
-        <w:t>e.title</w:t>
+          <w:sz w:val="18"/>
+          <w:szCs w:val="18"/>
+        </w:rPr>
+        <w:t>e</w:t>
+      </w:r>
+      <w:proofErr w:type="gramEnd"/>
+      <w:r>
+        <w:rPr>
+          <w:rFonts w:asciiTheme="majorHAnsi" w:eastAsia="Montserrat" w:hAnsiTheme="majorHAnsi" w:cstheme="majorHAnsi"/>
+          <w:sz w:val="18"/>
+          <w:szCs w:val="18"/>
+        </w:rPr>
+        <w:t>.</w:t>
+      </w:r>
+      <w:proofErr w:type="gramStart"/>
+      <w:r>
+        <w:rPr>
+          <w:rFonts w:asciiTheme="majorHAnsi" w:eastAsia="Montserrat" w:hAnsiTheme="majorHAnsi" w:cstheme="majorHAnsi"/>
+          <w:sz w:val="18"/>
+          <w:szCs w:val="18"/>
+        </w:rPr>
+        <w:t>title</w:t>
       </w:r>
       <w:proofErr w:type="spellEnd"/>
       <w:r>
         <w:rPr>
           <w:rFonts w:asciiTheme="majorHAnsi" w:eastAsia="Montserrat" w:hAnsiTheme="majorHAnsi" w:cstheme="majorHAnsi"/>
-          <w:b/>
-          <w:bCs/>
-          <w:sz w:val="18"/>
-          <w:szCs w:val="18"/>
-        </w:rPr>
-        <w:t xml:space="preserve"> }}</w:t>
+          <w:sz w:val="18"/>
+          <w:szCs w:val="18"/>
+        </w:rPr>
+        <w:t xml:space="preserve"> }</w:t>
+      </w:r>
+      <w:proofErr w:type="gramEnd"/>
+      <w:r>
+        <w:rPr>
+          <w:rFonts w:asciiTheme="majorHAnsi" w:eastAsia="Montserrat" w:hAnsiTheme="majorHAnsi" w:cstheme="majorHAnsi"/>
+          <w:sz w:val="18"/>
+          <w:szCs w:val="18"/>
+        </w:rPr>
+        <w:t>}</w:t>
       </w:r>
     </w:p>
     <w:p>
       <w:pPr>
         <w:rPr>
           <w:rFonts w:asciiTheme="majorHAnsi" w:eastAsia="Montserrat" w:hAnsiTheme="majorHAnsi" w:cstheme="majorHAnsi"/>
-          <w:b/>
-          <w:bCs/>
-          <w:sz w:val="18"/>
-          <w:szCs w:val="18"/>
-        </w:rPr>
-      </w:pPr>
-      <w:r>
-        <w:rPr>
-          <w:rFonts w:asciiTheme="majorHAnsi" w:eastAsia="Montserrat" w:hAnsiTheme="majorHAnsi" w:cstheme="majorHAnsi"/>
-          <w:b/>
-          <w:bCs/>
+          <w:sz w:val="18"/>
+          <w:szCs w:val="18"/>
+        </w:rPr>
+      </w:pPr>
+      <w:proofErr w:type="gramStart"/>
+      <w:r>
+        <w:rPr>
+          <w:rFonts w:asciiTheme="majorHAnsi" w:eastAsia="Montserrat" w:hAnsiTheme="majorHAnsi" w:cstheme="majorHAnsi"/>
           <w:sz w:val="18"/>
           <w:szCs w:val="18"/>
         </w:rPr>
@@ -1067,40 +1328,59 @@
       <w:r>
         <w:rPr>
           <w:rFonts w:asciiTheme="majorHAnsi" w:eastAsia="Montserrat" w:hAnsiTheme="majorHAnsi" w:cstheme="majorHAnsi"/>
-          <w:b/>
-          <w:bCs/>
-          <w:sz w:val="18"/>
-          <w:szCs w:val="18"/>
-        </w:rPr>
-        <w:t>e.details</w:t>
+          <w:sz w:val="18"/>
+          <w:szCs w:val="18"/>
+        </w:rPr>
+        <w:t>e</w:t>
+      </w:r>
+      <w:proofErr w:type="gramEnd"/>
+      <w:r>
+        <w:rPr>
+          <w:rFonts w:asciiTheme="majorHAnsi" w:eastAsia="Montserrat" w:hAnsiTheme="majorHAnsi" w:cstheme="majorHAnsi"/>
+          <w:sz w:val="18"/>
+          <w:szCs w:val="18"/>
+        </w:rPr>
+        <w:t>.</w:t>
+      </w:r>
+      <w:proofErr w:type="gramStart"/>
+      <w:r>
+        <w:rPr>
+          <w:rFonts w:asciiTheme="majorHAnsi" w:eastAsia="Montserrat" w:hAnsiTheme="majorHAnsi" w:cstheme="majorHAnsi"/>
+          <w:sz w:val="18"/>
+          <w:szCs w:val="18"/>
+        </w:rPr>
+        <w:t>details</w:t>
       </w:r>
       <w:proofErr w:type="spellEnd"/>
       <w:r>
         <w:rPr>
           <w:rFonts w:asciiTheme="majorHAnsi" w:eastAsia="Montserrat" w:hAnsiTheme="majorHAnsi" w:cstheme="majorHAnsi"/>
-          <w:b/>
-          <w:bCs/>
-          <w:sz w:val="18"/>
-          <w:szCs w:val="18"/>
-        </w:rPr>
-        <w:t xml:space="preserve"> }}</w:t>
+          <w:sz w:val="18"/>
+          <w:szCs w:val="18"/>
+        </w:rPr>
+        <w:t xml:space="preserve"> }</w:t>
+      </w:r>
+      <w:proofErr w:type="gramEnd"/>
+      <w:r>
+        <w:rPr>
+          <w:rFonts w:asciiTheme="majorHAnsi" w:eastAsia="Montserrat" w:hAnsiTheme="majorHAnsi" w:cstheme="majorHAnsi"/>
+          <w:sz w:val="18"/>
+          <w:szCs w:val="18"/>
+        </w:rPr>
+        <w:t>}</w:t>
       </w:r>
     </w:p>
     <w:p>
       <w:pPr>
         <w:rPr>
           <w:rFonts w:asciiTheme="majorHAnsi" w:eastAsia="Montserrat" w:hAnsiTheme="majorHAnsi" w:cstheme="majorHAnsi"/>
-          <w:b/>
-          <w:bCs/>
-          <w:sz w:val="18"/>
-          <w:szCs w:val="18"/>
-        </w:rPr>
-      </w:pPr>
-      <w:r>
-        <w:rPr>
-          <w:rFonts w:asciiTheme="majorHAnsi" w:eastAsia="Montserrat" w:hAnsiTheme="majorHAnsi" w:cstheme="majorHAnsi"/>
-          <w:b/>
-          <w:bCs/>
+          <w:sz w:val="18"/>
+          <w:szCs w:val="18"/>
+        </w:rPr>
+      </w:pPr>
+      <w:r>
+        <w:rPr>
+          <w:rFonts w:asciiTheme="majorHAnsi" w:eastAsia="Montserrat" w:hAnsiTheme="majorHAnsi" w:cstheme="majorHAnsi"/>
           <w:sz w:val="18"/>
           <w:szCs w:val="18"/>
         </w:rPr>
@@ -1110,8 +1390,6 @@
       <w:r>
         <w:rPr>
           <w:rFonts w:asciiTheme="majorHAnsi" w:eastAsia="Montserrat" w:hAnsiTheme="majorHAnsi" w:cstheme="majorHAnsi"/>
-          <w:b/>
-          <w:bCs/>
           <w:sz w:val="18"/>
           <w:szCs w:val="18"/>
         </w:rPr>
@@ -1121,8 +1399,6 @@
       <w:r>
         <w:rPr>
           <w:rFonts w:asciiTheme="majorHAnsi" w:eastAsia="Montserrat" w:hAnsiTheme="majorHAnsi" w:cstheme="majorHAnsi"/>
-          <w:b/>
-          <w:bCs/>
           <w:sz w:val="18"/>
           <w:szCs w:val="18"/>
         </w:rPr>
@@ -1186,7 +1462,36 @@
           <w:sz w:val="18"/>
           <w:szCs w:val="18"/>
         </w:rPr>
-        <w:t>{% for c in certifications %}</w:t>
+        <w:t xml:space="preserve">{% for c in </w:t>
+      </w:r>
+      <w:proofErr w:type="spellStart"/>
+      <w:r>
+        <w:rPr>
+          <w:rFonts w:asciiTheme="majorHAnsi" w:eastAsia="Montserrat" w:hAnsiTheme="majorHAnsi" w:cstheme="majorHAnsi"/>
+          <w:bCs/>
+          <w:sz w:val="18"/>
+          <w:szCs w:val="18"/>
+        </w:rPr>
+        <w:t>certification</w:t>
+      </w:r>
+      <w:r>
+        <w:rPr>
+          <w:rFonts w:asciiTheme="majorHAnsi" w:eastAsia="Montserrat" w:hAnsiTheme="majorHAnsi" w:cstheme="majorHAnsi"/>
+          <w:bCs/>
+          <w:sz w:val="18"/>
+          <w:szCs w:val="18"/>
+        </w:rPr>
+        <w:t>_specialized_training</w:t>
+      </w:r>
+      <w:proofErr w:type="spellEnd"/>
+      <w:r>
+        <w:rPr>
+          <w:rFonts w:asciiTheme="majorHAnsi" w:eastAsia="Montserrat" w:hAnsiTheme="majorHAnsi" w:cstheme="majorHAnsi"/>
+          <w:bCs/>
+          <w:sz w:val="18"/>
+          <w:szCs w:val="18"/>
+        </w:rPr>
+        <w:t xml:space="preserve"> %}</w:t>
       </w:r>
     </w:p>
     <w:p>
@@ -1207,7 +1512,27 @@
           <w:sz w:val="18"/>
           <w:szCs w:val="18"/>
         </w:rPr>
-        <w:t>• {{ c }}</w:t>
+        <w:t xml:space="preserve">• </w:t>
+      </w:r>
+      <w:proofErr w:type="gramStart"/>
+      <w:r>
+        <w:rPr>
+          <w:rFonts w:asciiTheme="majorHAnsi" w:eastAsia="Montserrat" w:hAnsiTheme="majorHAnsi" w:cstheme="majorHAnsi"/>
+          <w:bCs/>
+          <w:sz w:val="18"/>
+          <w:szCs w:val="18"/>
+        </w:rPr>
+        <w:t>{{ c</w:t>
+      </w:r>
+      <w:proofErr w:type="gramEnd"/>
+      <w:r>
+        <w:rPr>
+          <w:rFonts w:asciiTheme="majorHAnsi" w:eastAsia="Montserrat" w:hAnsiTheme="majorHAnsi" w:cstheme="majorHAnsi"/>
+          <w:bCs/>
+          <w:sz w:val="18"/>
+          <w:szCs w:val="18"/>
+        </w:rPr>
+        <w:t xml:space="preserve"> }}</w:t>
       </w:r>
     </w:p>
     <w:p>
@@ -1329,7 +1654,25 @@
           <w:sz w:val="18"/>
           <w:szCs w:val="18"/>
         </w:rPr>
-        <w:t>• {{ lang }}</w:t>
+        <w:t xml:space="preserve">• </w:t>
+      </w:r>
+      <w:proofErr w:type="gramStart"/>
+      <w:r>
+        <w:rPr>
+          <w:rFonts w:asciiTheme="majorHAnsi" w:eastAsia="Montserrat" w:hAnsiTheme="majorHAnsi" w:cstheme="majorHAnsi"/>
+          <w:sz w:val="18"/>
+          <w:szCs w:val="18"/>
+        </w:rPr>
+        <w:t>{{ lang</w:t>
+      </w:r>
+      <w:proofErr w:type="gramEnd"/>
+      <w:r>
+        <w:rPr>
+          <w:rFonts w:asciiTheme="majorHAnsi" w:eastAsia="Montserrat" w:hAnsiTheme="majorHAnsi" w:cstheme="majorHAnsi"/>
+          <w:sz w:val="18"/>
+          <w:szCs w:val="18"/>
+        </w:rPr>
+        <w:t xml:space="preserve"> }}</w:t>
       </w:r>
     </w:p>
     <w:p>
@@ -1372,6 +1715,21 @@
         </w:rPr>
         <w:t xml:space="preserve"> %}</w:t>
       </w:r>
+    </w:p>
+    <w:p>
+      <w:pPr>
+        <w:tabs>
+          <w:tab w:val="left" w:pos="1134"/>
+          <w:tab w:val="right" w:pos="10773"/>
+        </w:tabs>
+        <w:spacing w:line="276" w:lineRule="auto"/>
+        <w:jc w:val="both"/>
+        <w:rPr>
+          <w:rFonts w:asciiTheme="majorHAnsi" w:eastAsia="Montserrat" w:hAnsiTheme="majorHAnsi" w:cstheme="majorHAnsi"/>
+          <w:sz w:val="18"/>
+          <w:szCs w:val="18"/>
+        </w:rPr>
+      </w:pPr>
     </w:p>
     <w:sectPr>
       <w:type w:val="continuous"/>

--- a/tool/templates/Final Template.docx
+++ b/tool/templates/Final Template.docx
@@ -2,8 +2,6 @@
 <file path=word/document.xml><?xml version="1.0" encoding="utf-8"?>
 <w:document xmlns:wpc="http://schemas.microsoft.com/office/word/2010/wordprocessingCanvas" xmlns:cx="http://schemas.microsoft.com/office/drawing/2014/chartex" xmlns:cx1="http://schemas.microsoft.com/office/drawing/2015/9/8/chartex" xmlns:cx2="http://schemas.microsoft.com/office/drawing/2015/10/21/chartex" xmlns:cx3="http://schemas.microsoft.com/office/drawing/2016/5/9/chartex" xmlns:cx4="http://schemas.microsoft.com/office/drawing/2016/5/10/chartex" xmlns:cx5="http://schemas.microsoft.com/office/drawing/2016/5/11/chartex" xmlns:cx6="http://schemas.microsoft.com/office/drawing/2016/5/12/chartex" xmlns:cx7="http://schemas.microsoft.com/office/drawing/2016/5/13/chartex" xmlns:cx8="http://schemas.microsoft.com/office/drawing/2016/5/14/chartex" xmlns:mc="http://schemas.openxmlformats.org/markup-compatibility/2006" xmlns:aink="http://schemas.microsoft.com/office/drawing/2016/ink" xmlns:am3d="http://schemas.microsoft.com/office/drawing/2017/model3d" xmlns:o="urn:schemas-microsoft-com:office:office" xmlns:oel="http://schemas.microsoft.com/office/2019/extlst" xmlns:r="http://schemas.openxmlformats.org/officeDocument/2006/relationships" xmlns:m="http://schemas.openxmlformats.org/officeDocument/2006/math" xmlns:v="urn:schemas-microsoft-com:vml" xmlns:wp14="http://schemas.microsoft.com/office/word/2010/wordprocessingDrawing" xmlns:wp="http://schemas.openxmlformats.org/drawingml/2006/wordprocessingDrawing" xmlns:w10="urn:schemas-microsoft-com:office:word" xmlns:w="http://schemas.openxmlformats.org/wordprocessingml/2006/main" xmlns:w14="http://schemas.microsoft.com/office/word/2010/wordml" xmlns:w15="http://schemas.microsoft.com/office/word/2012/wordml" xmlns:w16cex="http://schemas.microsoft.com/office/word/2018/wordml/cex" xmlns:w16cid="http://schemas.microsoft.com/office/word/2016/wordml/cid" xmlns:w16="http://schemas.microsoft.com/office/word/2018/wordml" xmlns:w16du="http://schemas.microsoft.com/office/word/2023/wordml/word16du" xmlns:w16sdtdh="http://schemas.microsoft.com/office/word/2020/wordml/sdtdatahash" xmlns:w16sdtfl="http://schemas.microsoft.com/office/word/2024/wordml/sdtformatlock" xmlns:w16se="http://schemas.microsoft.com/office/word/2015/wordml/symex" xmlns:wpg="http://schemas.microsoft.com/office/word/2010/wordprocessingGroup" xmlns:wpi="http://schemas.microsoft.com/office/word/2010/wordprocessingInk" xmlns:wne="http://schemas.microsoft.com/office/word/2006/wordml" xmlns:wps="http://schemas.microsoft.com/office/word/2010/wordprocessingShape" mc:Ignorable="w14 w15 w16se w16cid w16 w16cex w16sdtdh w16sdtfl w16du wp14">
   <w:body>
-    <w:bookmarkStart w:id="0" w:name="_Hlk205834408"/>
-    <w:bookmarkEnd w:id="0"/>
     <w:p>
       <w:pPr>
         <w:jc w:val="center"/>
@@ -13,6 +11,8 @@
           <w:bCs/>
         </w:rPr>
       </w:pPr>
+      <w:bookmarkStart w:id="0" w:name="_Hlk205834408"/>
+      <w:bookmarkEnd w:id="0"/>
       <w:r>
         <w:rPr>
           <w:rFonts w:asciiTheme="majorHAnsi" w:eastAsia="Montserrat" w:hAnsiTheme="majorHAnsi" w:cstheme="majorHAnsi"/>
@@ -214,33 +214,15 @@
           <w:b/>
           <w:bCs/>
         </w:rPr>
-        <w:t xml:space="preserve">  </w:t>
+        <w:t xml:space="preserve">  {</w:t>
       </w:r>
-      <w:proofErr w:type="gramStart"/>
       <w:r>
         <w:rPr>
           <w:rFonts w:asciiTheme="majorHAnsi" w:eastAsia="Montserrat" w:hAnsiTheme="majorHAnsi" w:cstheme="majorHAnsi"/>
           <w:b/>
           <w:bCs/>
         </w:rPr>
-        <w:t>{</w:t>
-      </w:r>
-      <w:r>
-        <w:rPr>
-          <w:rFonts w:asciiTheme="majorHAnsi" w:eastAsia="Montserrat" w:hAnsiTheme="majorHAnsi" w:cstheme="majorHAnsi"/>
-          <w:b/>
-          <w:bCs/>
-        </w:rPr>
-        <w:t>{ name</w:t>
-      </w:r>
-      <w:proofErr w:type="gramEnd"/>
-      <w:r>
-        <w:rPr>
-          <w:rFonts w:asciiTheme="majorHAnsi" w:eastAsia="Montserrat" w:hAnsiTheme="majorHAnsi" w:cstheme="majorHAnsi"/>
-          <w:b/>
-          <w:bCs/>
-        </w:rPr>
-        <w:t xml:space="preserve"> }}</w:t>
+        <w:t>{ name }}</w:t>
       </w:r>
       <w:r>
         <w:rPr>
@@ -276,7 +258,6 @@
           <w:szCs w:val="20"/>
         </w:rPr>
       </w:pPr>
-      <w:proofErr w:type="gramStart"/>
       <w:r>
         <w:rPr>
           <w:rFonts w:asciiTheme="majorHAnsi" w:eastAsia="Montserrat" w:hAnsiTheme="majorHAnsi" w:cstheme="majorHAnsi"/>
@@ -285,9 +266,8 @@
           <w:sz w:val="20"/>
           <w:szCs w:val="20"/>
         </w:rPr>
-        <w:t>{{ address</w:t>
+        <w:t>{{ address }}</w:t>
       </w:r>
-      <w:proofErr w:type="gramEnd"/>
       <w:r>
         <w:rPr>
           <w:rFonts w:asciiTheme="majorHAnsi" w:eastAsia="Montserrat" w:hAnsiTheme="majorHAnsi" w:cstheme="majorHAnsi"/>
@@ -296,7 +276,7 @@
           <w:sz w:val="20"/>
           <w:szCs w:val="20"/>
         </w:rPr>
-        <w:t xml:space="preserve"> }}</w:t>
+        <w:t xml:space="preserve"> |</w:t>
       </w:r>
       <w:r>
         <w:rPr>
@@ -306,9 +286,8 @@
           <w:sz w:val="20"/>
           <w:szCs w:val="20"/>
         </w:rPr>
-        <w:t xml:space="preserve"> </w:t>
+        <w:t>{{ phone }}</w:t>
       </w:r>
-      <w:proofErr w:type="gramStart"/>
       <w:r>
         <w:rPr>
           <w:rFonts w:asciiTheme="majorHAnsi" w:eastAsia="Montserrat" w:hAnsiTheme="majorHAnsi" w:cstheme="majorHAnsi"/>
@@ -317,7 +296,7 @@
           <w:sz w:val="20"/>
           <w:szCs w:val="20"/>
         </w:rPr>
-        <w:t>|</w:t>
+        <w:t xml:space="preserve">| </w:t>
       </w:r>
       <w:r>
         <w:rPr>
@@ -327,9 +306,8 @@
           <w:sz w:val="20"/>
           <w:szCs w:val="20"/>
         </w:rPr>
-        <w:t>{{ phone</w:t>
+        <w:t>{{ e</w:t>
       </w:r>
-      <w:proofErr w:type="gramEnd"/>
       <w:r>
         <w:rPr>
           <w:rFonts w:asciiTheme="majorHAnsi" w:eastAsia="Montserrat" w:hAnsiTheme="majorHAnsi" w:cstheme="majorHAnsi"/>
@@ -338,9 +316,8 @@
           <w:sz w:val="20"/>
           <w:szCs w:val="20"/>
         </w:rPr>
-        <w:t xml:space="preserve"> </w:t>
+        <w:t>mail</w:t>
       </w:r>
-      <w:proofErr w:type="gramStart"/>
       <w:r>
         <w:rPr>
           <w:rFonts w:asciiTheme="majorHAnsi" w:eastAsia="Montserrat" w:hAnsiTheme="majorHAnsi" w:cstheme="majorHAnsi"/>
@@ -349,7 +326,7 @@
           <w:sz w:val="20"/>
           <w:szCs w:val="20"/>
         </w:rPr>
-        <w:t>}}</w:t>
+        <w:t xml:space="preserve"> }}</w:t>
       </w:r>
       <w:r>
         <w:rPr>
@@ -359,9 +336,8 @@
           <w:sz w:val="20"/>
           <w:szCs w:val="20"/>
         </w:rPr>
-        <w:t>|</w:t>
+        <w:t xml:space="preserve"> | </w:t>
       </w:r>
-      <w:proofErr w:type="gramEnd"/>
       <w:r>
         <w:rPr>
           <w:rFonts w:asciiTheme="majorHAnsi" w:eastAsia="Montserrat" w:hAnsiTheme="majorHAnsi" w:cstheme="majorHAnsi"/>
@@ -370,9 +346,8 @@
           <w:sz w:val="20"/>
           <w:szCs w:val="20"/>
         </w:rPr>
-        <w:t xml:space="preserve"> </w:t>
+        <w:t>{{ l</w:t>
       </w:r>
-      <w:proofErr w:type="gramStart"/>
       <w:r>
         <w:rPr>
           <w:rFonts w:asciiTheme="majorHAnsi" w:eastAsia="Montserrat" w:hAnsiTheme="majorHAnsi" w:cstheme="majorHAnsi"/>
@@ -381,73 +356,8 @@
           <w:sz w:val="20"/>
           <w:szCs w:val="20"/>
         </w:rPr>
-        <w:t>{{ e</w:t>
-      </w:r>
-      <w:r>
-        <w:rPr>
-          <w:rFonts w:asciiTheme="majorHAnsi" w:eastAsia="Montserrat" w:hAnsiTheme="majorHAnsi" w:cstheme="majorHAnsi"/>
-          <w:b/>
-          <w:bCs/>
-          <w:sz w:val="20"/>
-          <w:szCs w:val="20"/>
-        </w:rPr>
-        <w:t>mail</w:t>
-      </w:r>
-      <w:proofErr w:type="gramEnd"/>
-      <w:r>
-        <w:rPr>
-          <w:rFonts w:asciiTheme="majorHAnsi" w:eastAsia="Montserrat" w:hAnsiTheme="majorHAnsi" w:cstheme="majorHAnsi"/>
-          <w:b/>
-          <w:bCs/>
-          <w:sz w:val="20"/>
-          <w:szCs w:val="20"/>
-        </w:rPr>
-        <w:t xml:space="preserve"> }}</w:t>
-      </w:r>
-      <w:r>
-        <w:rPr>
-          <w:rFonts w:asciiTheme="majorHAnsi" w:eastAsia="Montserrat" w:hAnsiTheme="majorHAnsi" w:cstheme="majorHAnsi"/>
-          <w:b/>
-          <w:bCs/>
-          <w:sz w:val="20"/>
-          <w:szCs w:val="20"/>
-        </w:rPr>
-        <w:t xml:space="preserve"> | </w:t>
-      </w:r>
-      <w:proofErr w:type="gramStart"/>
-      <w:r>
-        <w:rPr>
-          <w:rFonts w:asciiTheme="majorHAnsi" w:eastAsia="Montserrat" w:hAnsiTheme="majorHAnsi" w:cstheme="majorHAnsi"/>
-          <w:b/>
-          <w:bCs/>
-          <w:sz w:val="20"/>
-          <w:szCs w:val="20"/>
-        </w:rPr>
-        <w:t xml:space="preserve">{{ </w:t>
-      </w:r>
-      <w:proofErr w:type="spellStart"/>
-      <w:r>
-        <w:rPr>
-          <w:rFonts w:asciiTheme="majorHAnsi" w:eastAsia="Montserrat" w:hAnsiTheme="majorHAnsi" w:cstheme="majorHAnsi"/>
-          <w:b/>
-          <w:bCs/>
-          <w:sz w:val="20"/>
-          <w:szCs w:val="20"/>
-        </w:rPr>
-        <w:t>l</w:t>
-      </w:r>
-      <w:r>
-        <w:rPr>
-          <w:rFonts w:asciiTheme="majorHAnsi" w:eastAsia="Montserrat" w:hAnsiTheme="majorHAnsi" w:cstheme="majorHAnsi"/>
-          <w:b/>
-          <w:bCs/>
-          <w:sz w:val="20"/>
-          <w:szCs w:val="20"/>
-        </w:rPr>
         <w:t>inkedIn</w:t>
       </w:r>
-      <w:proofErr w:type="spellEnd"/>
-      <w:proofErr w:type="gramEnd"/>
       <w:r>
         <w:rPr>
           <w:rFonts w:asciiTheme="majorHAnsi" w:eastAsia="Montserrat" w:hAnsiTheme="majorHAnsi" w:cstheme="majorHAnsi"/>
@@ -536,59 +446,13 @@
           <w:szCs w:val="18"/>
         </w:rPr>
       </w:pPr>
-      <w:proofErr w:type="gramStart"/>
       <w:r>
         <w:rPr>
           <w:rFonts w:asciiTheme="majorHAnsi" w:eastAsia="Montserrat" w:hAnsiTheme="majorHAnsi" w:cstheme="majorHAnsi"/>
           <w:sz w:val="18"/>
           <w:szCs w:val="18"/>
         </w:rPr>
-        <w:t xml:space="preserve">{{ </w:t>
-      </w:r>
-      <w:proofErr w:type="spellStart"/>
-      <w:r>
-        <w:rPr>
-          <w:rFonts w:asciiTheme="majorHAnsi" w:eastAsia="Montserrat" w:hAnsiTheme="majorHAnsi" w:cstheme="majorHAnsi"/>
-          <w:sz w:val="18"/>
-          <w:szCs w:val="18"/>
-        </w:rPr>
-        <w:t>professional</w:t>
-      </w:r>
-      <w:proofErr w:type="gramEnd"/>
-      <w:r>
-        <w:rPr>
-          <w:rFonts w:asciiTheme="majorHAnsi" w:eastAsia="Montserrat" w:hAnsiTheme="majorHAnsi" w:cstheme="majorHAnsi"/>
-          <w:sz w:val="18"/>
-          <w:szCs w:val="18"/>
-        </w:rPr>
-        <w:t>_</w:t>
-      </w:r>
-      <w:proofErr w:type="gramStart"/>
-      <w:r>
-        <w:rPr>
-          <w:rFonts w:asciiTheme="majorHAnsi" w:eastAsia="Montserrat" w:hAnsiTheme="majorHAnsi" w:cstheme="majorHAnsi"/>
-          <w:sz w:val="18"/>
-          <w:szCs w:val="18"/>
-        </w:rPr>
-        <w:t>summary</w:t>
-      </w:r>
-      <w:proofErr w:type="spellEnd"/>
-      <w:r>
-        <w:rPr>
-          <w:rFonts w:asciiTheme="majorHAnsi" w:eastAsia="Montserrat" w:hAnsiTheme="majorHAnsi" w:cstheme="majorHAnsi"/>
-          <w:sz w:val="18"/>
-          <w:szCs w:val="18"/>
-        </w:rPr>
-        <w:t xml:space="preserve"> }</w:t>
-      </w:r>
-      <w:proofErr w:type="gramEnd"/>
-      <w:r>
-        <w:rPr>
-          <w:rFonts w:asciiTheme="majorHAnsi" w:eastAsia="Montserrat" w:hAnsiTheme="majorHAnsi" w:cstheme="majorHAnsi"/>
-          <w:sz w:val="18"/>
-          <w:szCs w:val="18"/>
-        </w:rPr>
-        <w:t>}</w:t>
+        <w:t>{{ professional_summary }}</w:t>
       </w:r>
     </w:p>
     <w:p>
@@ -644,23 +508,13 @@
           <w:szCs w:val="18"/>
         </w:rPr>
       </w:pPr>
-      <w:proofErr w:type="gramStart"/>
       <w:r>
         <w:rPr>
           <w:rFonts w:asciiTheme="majorHAnsi" w:eastAsia="Montserrat" w:hAnsiTheme="majorHAnsi" w:cstheme="majorHAnsi"/>
           <w:sz w:val="18"/>
           <w:szCs w:val="18"/>
         </w:rPr>
-        <w:t>{{ skills</w:t>
-      </w:r>
-      <w:proofErr w:type="gramEnd"/>
-      <w:r>
-        <w:rPr>
-          <w:rFonts w:asciiTheme="majorHAnsi" w:eastAsia="Montserrat" w:hAnsiTheme="majorHAnsi" w:cstheme="majorHAnsi"/>
-          <w:sz w:val="18"/>
-          <w:szCs w:val="18"/>
-        </w:rPr>
-        <w:t xml:space="preserve"> }}</w:t>
+        <w:t>{{ skills }}</w:t>
       </w:r>
     </w:p>
     <w:p>
@@ -750,7 +604,6 @@
           <w:szCs w:val="18"/>
         </w:rPr>
       </w:pPr>
-      <w:proofErr w:type="gramStart"/>
       <w:r>
         <w:rPr>
           <w:rFonts w:asciiTheme="majorHAnsi" w:eastAsia="Montserrat" w:hAnsiTheme="majorHAnsi" w:cstheme="majorHAnsi"/>
@@ -758,188 +611,7 @@
           <w:sz w:val="18"/>
           <w:szCs w:val="18"/>
         </w:rPr>
-        <w:t xml:space="preserve">{{ </w:t>
-      </w:r>
-      <w:proofErr w:type="spellStart"/>
-      <w:r>
-        <w:rPr>
-          <w:rFonts w:asciiTheme="majorHAnsi" w:eastAsia="Montserrat" w:hAnsiTheme="majorHAnsi" w:cstheme="majorHAnsi"/>
-          <w:bCs/>
-          <w:sz w:val="18"/>
-          <w:szCs w:val="18"/>
-        </w:rPr>
-        <w:t>ed</w:t>
-      </w:r>
-      <w:proofErr w:type="gramEnd"/>
-      <w:r>
-        <w:rPr>
-          <w:rFonts w:asciiTheme="majorHAnsi" w:eastAsia="Montserrat" w:hAnsiTheme="majorHAnsi" w:cstheme="majorHAnsi"/>
-          <w:bCs/>
-          <w:sz w:val="18"/>
-          <w:szCs w:val="18"/>
-        </w:rPr>
-        <w:t>.</w:t>
-      </w:r>
-      <w:proofErr w:type="gramStart"/>
-      <w:r>
-        <w:rPr>
-          <w:rFonts w:asciiTheme="majorHAnsi" w:eastAsia="Montserrat" w:hAnsiTheme="majorHAnsi" w:cstheme="majorHAnsi"/>
-          <w:bCs/>
-          <w:sz w:val="18"/>
-          <w:szCs w:val="18"/>
-        </w:rPr>
-        <w:t>degree</w:t>
-      </w:r>
-      <w:proofErr w:type="spellEnd"/>
-      <w:r>
-        <w:rPr>
-          <w:rFonts w:asciiTheme="majorHAnsi" w:eastAsia="Montserrat" w:hAnsiTheme="majorHAnsi" w:cstheme="majorHAnsi"/>
-          <w:bCs/>
-          <w:sz w:val="18"/>
-          <w:szCs w:val="18"/>
-        </w:rPr>
-        <w:t xml:space="preserve"> }</w:t>
-      </w:r>
-      <w:proofErr w:type="gramEnd"/>
-      <w:r>
-        <w:rPr>
-          <w:rFonts w:asciiTheme="majorHAnsi" w:eastAsia="Montserrat" w:hAnsiTheme="majorHAnsi" w:cstheme="majorHAnsi"/>
-          <w:bCs/>
-          <w:sz w:val="18"/>
-          <w:szCs w:val="18"/>
-        </w:rPr>
-        <w:t xml:space="preserve">}, </w:t>
-      </w:r>
-      <w:proofErr w:type="gramStart"/>
-      <w:r>
-        <w:rPr>
-          <w:rFonts w:asciiTheme="majorHAnsi" w:eastAsia="Montserrat" w:hAnsiTheme="majorHAnsi" w:cstheme="majorHAnsi"/>
-          <w:bCs/>
-          <w:sz w:val="18"/>
-          <w:szCs w:val="18"/>
-        </w:rPr>
-        <w:t xml:space="preserve">{{ </w:t>
-      </w:r>
-      <w:proofErr w:type="spellStart"/>
-      <w:r>
-        <w:rPr>
-          <w:rFonts w:asciiTheme="majorHAnsi" w:eastAsia="Montserrat" w:hAnsiTheme="majorHAnsi" w:cstheme="majorHAnsi"/>
-          <w:bCs/>
-          <w:sz w:val="18"/>
-          <w:szCs w:val="18"/>
-        </w:rPr>
-        <w:t>ed</w:t>
-      </w:r>
-      <w:proofErr w:type="gramEnd"/>
-      <w:r>
-        <w:rPr>
-          <w:rFonts w:asciiTheme="majorHAnsi" w:eastAsia="Montserrat" w:hAnsiTheme="majorHAnsi" w:cstheme="majorHAnsi"/>
-          <w:bCs/>
-          <w:sz w:val="18"/>
-          <w:szCs w:val="18"/>
-        </w:rPr>
-        <w:t>.</w:t>
-      </w:r>
-      <w:proofErr w:type="gramStart"/>
-      <w:r>
-        <w:rPr>
-          <w:rFonts w:asciiTheme="majorHAnsi" w:eastAsia="Montserrat" w:hAnsiTheme="majorHAnsi" w:cstheme="majorHAnsi"/>
-          <w:bCs/>
-          <w:sz w:val="18"/>
-          <w:szCs w:val="18"/>
-        </w:rPr>
-        <w:t>institution</w:t>
-      </w:r>
-      <w:proofErr w:type="spellEnd"/>
-      <w:r>
-        <w:rPr>
-          <w:rFonts w:asciiTheme="majorHAnsi" w:eastAsia="Montserrat" w:hAnsiTheme="majorHAnsi" w:cstheme="majorHAnsi"/>
-          <w:bCs/>
-          <w:sz w:val="18"/>
-          <w:szCs w:val="18"/>
-        </w:rPr>
-        <w:t xml:space="preserve"> }</w:t>
-      </w:r>
-      <w:proofErr w:type="gramEnd"/>
-      <w:r>
-        <w:rPr>
-          <w:rFonts w:asciiTheme="majorHAnsi" w:eastAsia="Montserrat" w:hAnsiTheme="majorHAnsi" w:cstheme="majorHAnsi"/>
-          <w:bCs/>
-          <w:sz w:val="18"/>
-          <w:szCs w:val="18"/>
-        </w:rPr>
-        <w:t>} (</w:t>
-      </w:r>
-      <w:proofErr w:type="gramStart"/>
-      <w:r>
-        <w:rPr>
-          <w:rFonts w:asciiTheme="majorHAnsi" w:eastAsia="Montserrat" w:hAnsiTheme="majorHAnsi" w:cstheme="majorHAnsi"/>
-          <w:bCs/>
-          <w:sz w:val="18"/>
-          <w:szCs w:val="18"/>
-        </w:rPr>
-        <w:t xml:space="preserve">{{ </w:t>
-      </w:r>
-      <w:proofErr w:type="spellStart"/>
-      <w:r>
-        <w:rPr>
-          <w:rFonts w:asciiTheme="majorHAnsi" w:eastAsia="Montserrat" w:hAnsiTheme="majorHAnsi" w:cstheme="majorHAnsi"/>
-          <w:bCs/>
-          <w:sz w:val="18"/>
-          <w:szCs w:val="18"/>
-        </w:rPr>
-        <w:t>ed</w:t>
-      </w:r>
-      <w:proofErr w:type="gramEnd"/>
-      <w:r>
-        <w:rPr>
-          <w:rFonts w:asciiTheme="majorHAnsi" w:eastAsia="Montserrat" w:hAnsiTheme="majorHAnsi" w:cstheme="majorHAnsi"/>
-          <w:bCs/>
-          <w:sz w:val="18"/>
-          <w:szCs w:val="18"/>
-        </w:rPr>
-        <w:t>.</w:t>
-      </w:r>
-      <w:proofErr w:type="gramStart"/>
-      <w:r>
-        <w:rPr>
-          <w:rFonts w:asciiTheme="majorHAnsi" w:eastAsia="Montserrat" w:hAnsiTheme="majorHAnsi" w:cstheme="majorHAnsi"/>
-          <w:bCs/>
-          <w:sz w:val="18"/>
-          <w:szCs w:val="18"/>
-        </w:rPr>
-        <w:t>start</w:t>
-      </w:r>
-      <w:proofErr w:type="spellEnd"/>
-      <w:r>
-        <w:rPr>
-          <w:rFonts w:asciiTheme="majorHAnsi" w:eastAsia="Montserrat" w:hAnsiTheme="majorHAnsi" w:cstheme="majorHAnsi"/>
-          <w:bCs/>
-          <w:sz w:val="18"/>
-          <w:szCs w:val="18"/>
-        </w:rPr>
-        <w:t xml:space="preserve"> }}–{{ </w:t>
-      </w:r>
-      <w:proofErr w:type="spellStart"/>
-      <w:r>
-        <w:rPr>
-          <w:rFonts w:asciiTheme="majorHAnsi" w:eastAsia="Montserrat" w:hAnsiTheme="majorHAnsi" w:cstheme="majorHAnsi"/>
-          <w:bCs/>
-          <w:sz w:val="18"/>
-          <w:szCs w:val="18"/>
-        </w:rPr>
-        <w:t>ed.end</w:t>
-      </w:r>
-      <w:proofErr w:type="spellEnd"/>
-      <w:proofErr w:type="gramEnd"/>
-      <w:r>
-        <w:rPr>
-          <w:rFonts w:asciiTheme="majorHAnsi" w:eastAsia="Montserrat" w:hAnsiTheme="majorHAnsi" w:cstheme="majorHAnsi"/>
-          <w:bCs/>
-          <w:sz w:val="18"/>
-          <w:szCs w:val="18"/>
-        </w:rPr>
-        <w:t xml:space="preserve"> }})</w:t>
+        <w:t>{{ ed.degree }}, {{ ed.institution }} ({{ ed.start }}–{{ ed.end }})</w:t>
       </w:r>
     </w:p>
     <w:p>
@@ -964,27 +636,7 @@
           <w:sz w:val="18"/>
           <w:szCs w:val="18"/>
         </w:rPr>
-        <w:t xml:space="preserve">{% </w:t>
-      </w:r>
-      <w:proofErr w:type="spellStart"/>
-      <w:r>
-        <w:rPr>
-          <w:rFonts w:asciiTheme="majorHAnsi" w:eastAsia="Montserrat" w:hAnsiTheme="majorHAnsi" w:cstheme="majorHAnsi"/>
-          <w:bCs/>
-          <w:sz w:val="18"/>
-          <w:szCs w:val="18"/>
-        </w:rPr>
-        <w:t>endfor</w:t>
-      </w:r>
-      <w:proofErr w:type="spellEnd"/>
-      <w:r>
-        <w:rPr>
-          <w:rFonts w:asciiTheme="majorHAnsi" w:eastAsia="Montserrat" w:hAnsiTheme="majorHAnsi" w:cstheme="majorHAnsi"/>
-          <w:bCs/>
-          <w:sz w:val="18"/>
-          <w:szCs w:val="18"/>
-        </w:rPr>
-        <w:t xml:space="preserve"> %}</w:t>
+        <w:t>{% endfor %}</w:t>
       </w:r>
     </w:p>
     <w:p>
@@ -1044,25 +696,7 @@
           <w:sz w:val="18"/>
           <w:szCs w:val="18"/>
         </w:rPr>
-        <w:t xml:space="preserve">{% for e in </w:t>
-      </w:r>
-      <w:proofErr w:type="spellStart"/>
-      <w:r>
-        <w:rPr>
-          <w:rFonts w:asciiTheme="majorHAnsi" w:eastAsia="Montserrat" w:hAnsiTheme="majorHAnsi" w:cstheme="majorHAnsi"/>
-          <w:sz w:val="18"/>
-          <w:szCs w:val="18"/>
-        </w:rPr>
-        <w:t>professional_experience</w:t>
-      </w:r>
-      <w:proofErr w:type="spellEnd"/>
-      <w:r>
-        <w:rPr>
-          <w:rFonts w:asciiTheme="majorHAnsi" w:eastAsia="Montserrat" w:hAnsiTheme="majorHAnsi" w:cstheme="majorHAnsi"/>
-          <w:sz w:val="18"/>
-          <w:szCs w:val="18"/>
-        </w:rPr>
-        <w:t xml:space="preserve"> %}</w:t>
+        <w:t>{% for e in professional_experience %}</w:t>
       </w:r>
     </w:p>
     <w:p>
@@ -1073,167 +707,13 @@
           <w:szCs w:val="18"/>
         </w:rPr>
       </w:pPr>
-      <w:proofErr w:type="gramStart"/>
       <w:r>
         <w:rPr>
           <w:rFonts w:asciiTheme="majorHAnsi" w:eastAsia="Montserrat" w:hAnsiTheme="majorHAnsi" w:cstheme="majorHAnsi"/>
           <w:sz w:val="18"/>
           <w:szCs w:val="18"/>
         </w:rPr>
-        <w:t xml:space="preserve">{{ </w:t>
-      </w:r>
-      <w:proofErr w:type="spellStart"/>
-      <w:r>
-        <w:rPr>
-          <w:rFonts w:asciiTheme="majorHAnsi" w:eastAsia="Montserrat" w:hAnsiTheme="majorHAnsi" w:cstheme="majorHAnsi"/>
-          <w:sz w:val="18"/>
-          <w:szCs w:val="18"/>
-        </w:rPr>
-        <w:t>e</w:t>
-      </w:r>
-      <w:proofErr w:type="gramEnd"/>
-      <w:r>
-        <w:rPr>
-          <w:rFonts w:asciiTheme="majorHAnsi" w:eastAsia="Montserrat" w:hAnsiTheme="majorHAnsi" w:cstheme="majorHAnsi"/>
-          <w:sz w:val="18"/>
-          <w:szCs w:val="18"/>
-        </w:rPr>
-        <w:t>.</w:t>
-      </w:r>
-      <w:proofErr w:type="gramStart"/>
-      <w:r>
-        <w:rPr>
-          <w:rFonts w:asciiTheme="majorHAnsi" w:eastAsia="Montserrat" w:hAnsiTheme="majorHAnsi" w:cstheme="majorHAnsi"/>
-          <w:sz w:val="18"/>
-          <w:szCs w:val="18"/>
-        </w:rPr>
-        <w:t>company</w:t>
-      </w:r>
-      <w:proofErr w:type="spellEnd"/>
-      <w:r>
-        <w:rPr>
-          <w:rFonts w:asciiTheme="majorHAnsi" w:eastAsia="Montserrat" w:hAnsiTheme="majorHAnsi" w:cstheme="majorHAnsi"/>
-          <w:sz w:val="18"/>
-          <w:szCs w:val="18"/>
-        </w:rPr>
-        <w:t xml:space="preserve"> }</w:t>
-      </w:r>
-      <w:proofErr w:type="gramEnd"/>
-      <w:r>
-        <w:rPr>
-          <w:rFonts w:asciiTheme="majorHAnsi" w:eastAsia="Montserrat" w:hAnsiTheme="majorHAnsi" w:cstheme="majorHAnsi"/>
-          <w:sz w:val="18"/>
-          <w:szCs w:val="18"/>
-        </w:rPr>
-        <w:t xml:space="preserve">}, </w:t>
-      </w:r>
-      <w:proofErr w:type="gramStart"/>
-      <w:r>
-        <w:rPr>
-          <w:rFonts w:asciiTheme="majorHAnsi" w:eastAsia="Montserrat" w:hAnsiTheme="majorHAnsi" w:cstheme="majorHAnsi"/>
-          <w:sz w:val="18"/>
-          <w:szCs w:val="18"/>
-        </w:rPr>
-        <w:t xml:space="preserve">{{ </w:t>
-      </w:r>
-      <w:proofErr w:type="spellStart"/>
-      <w:r>
-        <w:rPr>
-          <w:rFonts w:asciiTheme="majorHAnsi" w:eastAsia="Montserrat" w:hAnsiTheme="majorHAnsi" w:cstheme="majorHAnsi"/>
-          <w:sz w:val="18"/>
-          <w:szCs w:val="18"/>
-        </w:rPr>
-        <w:t>e</w:t>
-      </w:r>
-      <w:proofErr w:type="gramEnd"/>
-      <w:r>
-        <w:rPr>
-          <w:rFonts w:asciiTheme="majorHAnsi" w:eastAsia="Montserrat" w:hAnsiTheme="majorHAnsi" w:cstheme="majorHAnsi"/>
-          <w:sz w:val="18"/>
-          <w:szCs w:val="18"/>
-        </w:rPr>
-        <w:t>.</w:t>
-      </w:r>
-      <w:proofErr w:type="gramStart"/>
-      <w:r>
-        <w:rPr>
-          <w:rFonts w:asciiTheme="majorHAnsi" w:eastAsia="Montserrat" w:hAnsiTheme="majorHAnsi" w:cstheme="majorHAnsi"/>
-          <w:sz w:val="18"/>
-          <w:szCs w:val="18"/>
-        </w:rPr>
-        <w:t>location</w:t>
-      </w:r>
-      <w:proofErr w:type="spellEnd"/>
-      <w:r>
-        <w:rPr>
-          <w:rFonts w:asciiTheme="majorHAnsi" w:eastAsia="Montserrat" w:hAnsiTheme="majorHAnsi" w:cstheme="majorHAnsi"/>
-          <w:sz w:val="18"/>
-          <w:szCs w:val="18"/>
-        </w:rPr>
-        <w:t xml:space="preserve"> }</w:t>
-      </w:r>
-      <w:proofErr w:type="gramEnd"/>
-      <w:r>
-        <w:rPr>
-          <w:rFonts w:asciiTheme="majorHAnsi" w:eastAsia="Montserrat" w:hAnsiTheme="majorHAnsi" w:cstheme="majorHAnsi"/>
-          <w:sz w:val="18"/>
-          <w:szCs w:val="18"/>
-        </w:rPr>
-        <w:t>} (</w:t>
-      </w:r>
-      <w:proofErr w:type="gramStart"/>
-      <w:r>
-        <w:rPr>
-          <w:rFonts w:asciiTheme="majorHAnsi" w:eastAsia="Montserrat" w:hAnsiTheme="majorHAnsi" w:cstheme="majorHAnsi"/>
-          <w:sz w:val="18"/>
-          <w:szCs w:val="18"/>
-        </w:rPr>
-        <w:t xml:space="preserve">{{ </w:t>
-      </w:r>
-      <w:proofErr w:type="spellStart"/>
-      <w:r>
-        <w:rPr>
-          <w:rFonts w:asciiTheme="majorHAnsi" w:eastAsia="Montserrat" w:hAnsiTheme="majorHAnsi" w:cstheme="majorHAnsi"/>
-          <w:sz w:val="18"/>
-          <w:szCs w:val="18"/>
-        </w:rPr>
-        <w:t>e</w:t>
-      </w:r>
-      <w:proofErr w:type="gramEnd"/>
-      <w:r>
-        <w:rPr>
-          <w:rFonts w:asciiTheme="majorHAnsi" w:eastAsia="Montserrat" w:hAnsiTheme="majorHAnsi" w:cstheme="majorHAnsi"/>
-          <w:sz w:val="18"/>
-          <w:szCs w:val="18"/>
-        </w:rPr>
-        <w:t>.</w:t>
-      </w:r>
-      <w:proofErr w:type="gramStart"/>
-      <w:r>
-        <w:rPr>
-          <w:rFonts w:asciiTheme="majorHAnsi" w:eastAsia="Montserrat" w:hAnsiTheme="majorHAnsi" w:cstheme="majorHAnsi"/>
-          <w:sz w:val="18"/>
-          <w:szCs w:val="18"/>
-        </w:rPr>
-        <w:t>dates</w:t>
-      </w:r>
-      <w:proofErr w:type="spellEnd"/>
-      <w:r>
-        <w:rPr>
-          <w:rFonts w:asciiTheme="majorHAnsi" w:eastAsia="Montserrat" w:hAnsiTheme="majorHAnsi" w:cstheme="majorHAnsi"/>
-          <w:sz w:val="18"/>
-          <w:szCs w:val="18"/>
-        </w:rPr>
-        <w:t xml:space="preserve"> }</w:t>
-      </w:r>
-      <w:proofErr w:type="gramEnd"/>
-      <w:r>
-        <w:rPr>
-          <w:rFonts w:asciiTheme="majorHAnsi" w:eastAsia="Montserrat" w:hAnsiTheme="majorHAnsi" w:cstheme="majorHAnsi"/>
-          <w:sz w:val="18"/>
-          <w:szCs w:val="18"/>
-        </w:rPr>
-        <w:t>})</w:t>
+        <w:t>{{ e.company }}, {{ e.location }} ({{ e.dates }})</w:t>
       </w:r>
     </w:p>
     <w:p>
@@ -1250,61 +730,7 @@
           <w:sz w:val="18"/>
           <w:szCs w:val="18"/>
         </w:rPr>
-        <w:t xml:space="preserve">Title: </w:t>
-      </w:r>
-      <w:proofErr w:type="gramStart"/>
-      <w:r>
-        <w:rPr>
-          <w:rFonts w:asciiTheme="majorHAnsi" w:eastAsia="Montserrat" w:hAnsiTheme="majorHAnsi" w:cstheme="majorHAnsi"/>
-          <w:sz w:val="18"/>
-          <w:szCs w:val="18"/>
-        </w:rPr>
-        <w:t xml:space="preserve">{{ </w:t>
-      </w:r>
-      <w:proofErr w:type="spellStart"/>
-      <w:r>
-        <w:rPr>
-          <w:rFonts w:asciiTheme="majorHAnsi" w:eastAsia="Montserrat" w:hAnsiTheme="majorHAnsi" w:cstheme="majorHAnsi"/>
-          <w:sz w:val="18"/>
-          <w:szCs w:val="18"/>
-        </w:rPr>
-        <w:t>e</w:t>
-      </w:r>
-      <w:proofErr w:type="gramEnd"/>
-      <w:r>
-        <w:rPr>
-          <w:rFonts w:asciiTheme="majorHAnsi" w:eastAsia="Montserrat" w:hAnsiTheme="majorHAnsi" w:cstheme="majorHAnsi"/>
-          <w:sz w:val="18"/>
-          <w:szCs w:val="18"/>
-        </w:rPr>
-        <w:t>.</w:t>
-      </w:r>
-      <w:proofErr w:type="gramStart"/>
-      <w:r>
-        <w:rPr>
-          <w:rFonts w:asciiTheme="majorHAnsi" w:eastAsia="Montserrat" w:hAnsiTheme="majorHAnsi" w:cstheme="majorHAnsi"/>
-          <w:sz w:val="18"/>
-          <w:szCs w:val="18"/>
-        </w:rPr>
-        <w:t>title</w:t>
-      </w:r>
-      <w:proofErr w:type="spellEnd"/>
-      <w:r>
-        <w:rPr>
-          <w:rFonts w:asciiTheme="majorHAnsi" w:eastAsia="Montserrat" w:hAnsiTheme="majorHAnsi" w:cstheme="majorHAnsi"/>
-          <w:sz w:val="18"/>
-          <w:szCs w:val="18"/>
-        </w:rPr>
-        <w:t xml:space="preserve"> }</w:t>
-      </w:r>
-      <w:proofErr w:type="gramEnd"/>
-      <w:r>
-        <w:rPr>
-          <w:rFonts w:asciiTheme="majorHAnsi" w:eastAsia="Montserrat" w:hAnsiTheme="majorHAnsi" w:cstheme="majorHAnsi"/>
-          <w:sz w:val="18"/>
-          <w:szCs w:val="18"/>
-        </w:rPr>
-        <w:t>}</w:t>
+        <w:t>Title: {{ e.title }}</w:t>
       </w:r>
     </w:p>
     <w:p>
@@ -1315,59 +741,13 @@
           <w:szCs w:val="18"/>
         </w:rPr>
       </w:pPr>
-      <w:proofErr w:type="gramStart"/>
       <w:r>
         <w:rPr>
           <w:rFonts w:asciiTheme="majorHAnsi" w:eastAsia="Montserrat" w:hAnsiTheme="majorHAnsi" w:cstheme="majorHAnsi"/>
           <w:sz w:val="18"/>
           <w:szCs w:val="18"/>
         </w:rPr>
-        <w:t xml:space="preserve">{{ </w:t>
-      </w:r>
-      <w:proofErr w:type="spellStart"/>
-      <w:r>
-        <w:rPr>
-          <w:rFonts w:asciiTheme="majorHAnsi" w:eastAsia="Montserrat" w:hAnsiTheme="majorHAnsi" w:cstheme="majorHAnsi"/>
-          <w:sz w:val="18"/>
-          <w:szCs w:val="18"/>
-        </w:rPr>
-        <w:t>e</w:t>
-      </w:r>
-      <w:proofErr w:type="gramEnd"/>
-      <w:r>
-        <w:rPr>
-          <w:rFonts w:asciiTheme="majorHAnsi" w:eastAsia="Montserrat" w:hAnsiTheme="majorHAnsi" w:cstheme="majorHAnsi"/>
-          <w:sz w:val="18"/>
-          <w:szCs w:val="18"/>
-        </w:rPr>
-        <w:t>.</w:t>
-      </w:r>
-      <w:proofErr w:type="gramStart"/>
-      <w:r>
-        <w:rPr>
-          <w:rFonts w:asciiTheme="majorHAnsi" w:eastAsia="Montserrat" w:hAnsiTheme="majorHAnsi" w:cstheme="majorHAnsi"/>
-          <w:sz w:val="18"/>
-          <w:szCs w:val="18"/>
-        </w:rPr>
-        <w:t>details</w:t>
-      </w:r>
-      <w:proofErr w:type="spellEnd"/>
-      <w:r>
-        <w:rPr>
-          <w:rFonts w:asciiTheme="majorHAnsi" w:eastAsia="Montserrat" w:hAnsiTheme="majorHAnsi" w:cstheme="majorHAnsi"/>
-          <w:sz w:val="18"/>
-          <w:szCs w:val="18"/>
-        </w:rPr>
-        <w:t xml:space="preserve"> }</w:t>
-      </w:r>
-      <w:proofErr w:type="gramEnd"/>
-      <w:r>
-        <w:rPr>
-          <w:rFonts w:asciiTheme="majorHAnsi" w:eastAsia="Montserrat" w:hAnsiTheme="majorHAnsi" w:cstheme="majorHAnsi"/>
-          <w:sz w:val="18"/>
-          <w:szCs w:val="18"/>
-        </w:rPr>
-        <w:t>}</w:t>
+        <w:t>{{ e.details }}</w:t>
       </w:r>
     </w:p>
     <w:p>
@@ -1384,25 +764,7 @@
           <w:sz w:val="18"/>
           <w:szCs w:val="18"/>
         </w:rPr>
-        <w:t xml:space="preserve">{% </w:t>
-      </w:r>
-      <w:proofErr w:type="spellStart"/>
-      <w:r>
-        <w:rPr>
-          <w:rFonts w:asciiTheme="majorHAnsi" w:eastAsia="Montserrat" w:hAnsiTheme="majorHAnsi" w:cstheme="majorHAnsi"/>
-          <w:sz w:val="18"/>
-          <w:szCs w:val="18"/>
-        </w:rPr>
-        <w:t>endfor</w:t>
-      </w:r>
-      <w:proofErr w:type="spellEnd"/>
-      <w:r>
-        <w:rPr>
-          <w:rFonts w:asciiTheme="majorHAnsi" w:eastAsia="Montserrat" w:hAnsiTheme="majorHAnsi" w:cstheme="majorHAnsi"/>
-          <w:sz w:val="18"/>
-          <w:szCs w:val="18"/>
-        </w:rPr>
-        <w:t xml:space="preserve"> %}</w:t>
+        <w:t>{% endfor %}</w:t>
       </w:r>
     </w:p>
     <w:p>
@@ -1462,9 +824,8 @@
           <w:sz w:val="18"/>
           <w:szCs w:val="18"/>
         </w:rPr>
-        <w:t xml:space="preserve">{% for c in </w:t>
+        <w:t>{% for c in certification</w:t>
       </w:r>
-      <w:proofErr w:type="spellStart"/>
       <w:r>
         <w:rPr>
           <w:rFonts w:asciiTheme="majorHAnsi" w:eastAsia="Montserrat" w:hAnsiTheme="majorHAnsi" w:cstheme="majorHAnsi"/>
@@ -1472,18 +833,8 @@
           <w:sz w:val="18"/>
           <w:szCs w:val="18"/>
         </w:rPr>
-        <w:t>certification</w:t>
-      </w:r>
-      <w:r>
-        <w:rPr>
-          <w:rFonts w:asciiTheme="majorHAnsi" w:eastAsia="Montserrat" w:hAnsiTheme="majorHAnsi" w:cstheme="majorHAnsi"/>
-          <w:bCs/>
-          <w:sz w:val="18"/>
-          <w:szCs w:val="18"/>
-        </w:rPr>
         <w:t>_specialized_training</w:t>
       </w:r>
-      <w:proofErr w:type="spellEnd"/>
       <w:r>
         <w:rPr>
           <w:rFonts w:asciiTheme="majorHAnsi" w:eastAsia="Montserrat" w:hAnsiTheme="majorHAnsi" w:cstheme="majorHAnsi"/>
@@ -1512,9 +863,8 @@
           <w:sz w:val="18"/>
           <w:szCs w:val="18"/>
         </w:rPr>
-        <w:t xml:space="preserve">• </w:t>
+        <w:t>• {{ c</w:t>
       </w:r>
-      <w:proofErr w:type="gramStart"/>
       <w:r>
         <w:rPr>
           <w:rFonts w:asciiTheme="majorHAnsi" w:eastAsia="Montserrat" w:hAnsiTheme="majorHAnsi" w:cstheme="majorHAnsi"/>
@@ -1522,9 +872,8 @@
           <w:sz w:val="18"/>
           <w:szCs w:val="18"/>
         </w:rPr>
-        <w:t>{{ c</w:t>
+        <w:t>.name</w:t>
       </w:r>
-      <w:proofErr w:type="gramEnd"/>
       <w:r>
         <w:rPr>
           <w:rFonts w:asciiTheme="majorHAnsi" w:eastAsia="Montserrat" w:hAnsiTheme="majorHAnsi" w:cstheme="majorHAnsi"/>
@@ -1534,28 +883,27 @@
         </w:rPr>
         <w:t xml:space="preserve"> }}</w:t>
       </w:r>
-    </w:p>
-    <w:p>
-      <w:pPr>
-        <w:spacing w:line="276" w:lineRule="auto"/>
-        <w:jc w:val="both"/>
+      <w:r>
         <w:rPr>
           <w:rFonts w:asciiTheme="majorHAnsi" w:eastAsia="Montserrat" w:hAnsiTheme="majorHAnsi" w:cstheme="majorHAnsi"/>
           <w:bCs/>
           <w:sz w:val="18"/>
           <w:szCs w:val="18"/>
         </w:rPr>
-      </w:pPr>
-      <w:r>
+        <w:t xml:space="preserve"> ({{c.date}})</w:t>
+      </w:r>
+    </w:p>
+    <w:p>
+      <w:pPr>
+        <w:spacing w:line="276" w:lineRule="auto"/>
+        <w:jc w:val="both"/>
         <w:rPr>
           <w:rFonts w:asciiTheme="majorHAnsi" w:eastAsia="Montserrat" w:hAnsiTheme="majorHAnsi" w:cstheme="majorHAnsi"/>
           <w:bCs/>
           <w:sz w:val="18"/>
           <w:szCs w:val="18"/>
         </w:rPr>
-        <w:t xml:space="preserve">{% </w:t>
-      </w:r>
-      <w:proofErr w:type="spellStart"/>
+      </w:pPr>
       <w:r>
         <w:rPr>
           <w:rFonts w:asciiTheme="majorHAnsi" w:eastAsia="Montserrat" w:hAnsiTheme="majorHAnsi" w:cstheme="majorHAnsi"/>
@@ -1563,17 +911,7 @@
           <w:sz w:val="18"/>
           <w:szCs w:val="18"/>
         </w:rPr>
-        <w:t>endfor</w:t>
-      </w:r>
-      <w:proofErr w:type="spellEnd"/>
-      <w:r>
-        <w:rPr>
-          <w:rFonts w:asciiTheme="majorHAnsi" w:eastAsia="Montserrat" w:hAnsiTheme="majorHAnsi" w:cstheme="majorHAnsi"/>
-          <w:bCs/>
-          <w:sz w:val="18"/>
-          <w:szCs w:val="18"/>
-        </w:rPr>
-        <w:t xml:space="preserve"> %}</w:t>
+        <w:t>{% endfor %}</w:t>
       </w:r>
     </w:p>
     <w:p>
@@ -1654,25 +992,7 @@
           <w:sz w:val="18"/>
           <w:szCs w:val="18"/>
         </w:rPr>
-        <w:t xml:space="preserve">• </w:t>
-      </w:r>
-      <w:proofErr w:type="gramStart"/>
-      <w:r>
-        <w:rPr>
-          <w:rFonts w:asciiTheme="majorHAnsi" w:eastAsia="Montserrat" w:hAnsiTheme="majorHAnsi" w:cstheme="majorHAnsi"/>
-          <w:sz w:val="18"/>
-          <w:szCs w:val="18"/>
-        </w:rPr>
-        <w:t>{{ lang</w:t>
-      </w:r>
-      <w:proofErr w:type="gramEnd"/>
-      <w:r>
-        <w:rPr>
-          <w:rFonts w:asciiTheme="majorHAnsi" w:eastAsia="Montserrat" w:hAnsiTheme="majorHAnsi" w:cstheme="majorHAnsi"/>
-          <w:sz w:val="18"/>
-          <w:szCs w:val="18"/>
-        </w:rPr>
-        <w:t xml:space="preserve"> }}</w:t>
+        <w:t>• {{ lang }}</w:t>
       </w:r>
     </w:p>
     <w:p>
@@ -1695,25 +1015,7 @@
           <w:sz w:val="18"/>
           <w:szCs w:val="18"/>
         </w:rPr>
-        <w:t xml:space="preserve">{% </w:t>
-      </w:r>
-      <w:proofErr w:type="spellStart"/>
-      <w:r>
-        <w:rPr>
-          <w:rFonts w:asciiTheme="majorHAnsi" w:eastAsia="Montserrat" w:hAnsiTheme="majorHAnsi" w:cstheme="majorHAnsi"/>
-          <w:sz w:val="18"/>
-          <w:szCs w:val="18"/>
-        </w:rPr>
-        <w:t>endfor</w:t>
-      </w:r>
-      <w:proofErr w:type="spellEnd"/>
-      <w:r>
-        <w:rPr>
-          <w:rFonts w:asciiTheme="majorHAnsi" w:eastAsia="Montserrat" w:hAnsiTheme="majorHAnsi" w:cstheme="majorHAnsi"/>
-          <w:sz w:val="18"/>
-          <w:szCs w:val="18"/>
-        </w:rPr>
-        <w:t xml:space="preserve"> %}</w:t>
+        <w:t>{% endfor %}</w:t>
       </w:r>
     </w:p>
     <w:p>

--- a/tool/templates/Final Template.docx
+++ b/tool/templates/Final Template.docx
@@ -214,15 +214,16 @@
           <w:b/>
           <w:bCs/>
         </w:rPr>
-        <w:t xml:space="preserve">  {</w:t>
-      </w:r>
+        <w:t xml:space="preserve">  </w:t>
+      </w:r>
+      <w:proofErr w:type="gramStart"/>
       <w:r>
         <w:rPr>
           <w:rFonts w:asciiTheme="majorHAnsi" w:eastAsia="Montserrat" w:hAnsiTheme="majorHAnsi" w:cstheme="majorHAnsi"/>
           <w:b/>
           <w:bCs/>
         </w:rPr>
-        <w:t>{ name }}</w:t>
+        <w:t>{</w:t>
       </w:r>
       <w:r>
         <w:rPr>
@@ -230,149 +231,29 @@
           <w:b/>
           <w:bCs/>
         </w:rPr>
+        <w:t>{ name</w:t>
+      </w:r>
+      <w:proofErr w:type="gramEnd"/>
+      <w:r>
+        <w:rPr>
+          <w:rFonts w:asciiTheme="majorHAnsi" w:eastAsia="Montserrat" w:hAnsiTheme="majorHAnsi" w:cstheme="majorHAnsi"/>
+          <w:b/>
+          <w:bCs/>
+        </w:rPr>
+        <w:t xml:space="preserve"> }}</w:t>
+      </w:r>
+      <w:r>
+        <w:rPr>
+          <w:rFonts w:asciiTheme="majorHAnsi" w:eastAsia="Montserrat" w:hAnsiTheme="majorHAnsi" w:cstheme="majorHAnsi"/>
+          <w:b/>
+          <w:bCs/>
+        </w:rPr>
         <w:t xml:space="preserve">                                                                                     </w:t>
       </w:r>
     </w:p>
     <w:p>
       <w:pPr>
         <w:spacing w:line="276" w:lineRule="auto"/>
-        <w:jc w:val="center"/>
-        <w:rPr>
-          <w:rFonts w:asciiTheme="majorHAnsi" w:eastAsia="Montserrat" w:hAnsiTheme="majorHAnsi" w:cstheme="majorHAnsi"/>
-          <w:b/>
-          <w:bCs/>
-          <w:sz w:val="20"/>
-          <w:szCs w:val="20"/>
-        </w:rPr>
-      </w:pPr>
-    </w:p>
-    <w:p>
-      <w:pPr>
-        <w:spacing w:line="276" w:lineRule="auto"/>
-        <w:jc w:val="center"/>
-        <w:rPr>
-          <w:rFonts w:asciiTheme="majorHAnsi" w:eastAsia="Montserrat" w:hAnsiTheme="majorHAnsi" w:cstheme="majorHAnsi"/>
-          <w:b/>
-          <w:bCs/>
-          <w:sz w:val="20"/>
-          <w:szCs w:val="20"/>
-        </w:rPr>
-      </w:pPr>
-      <w:r>
-        <w:rPr>
-          <w:rFonts w:asciiTheme="majorHAnsi" w:eastAsia="Montserrat" w:hAnsiTheme="majorHAnsi" w:cstheme="majorHAnsi"/>
-          <w:b/>
-          <w:bCs/>
-          <w:sz w:val="20"/>
-          <w:szCs w:val="20"/>
-        </w:rPr>
-        <w:t>{{ address }}</w:t>
-      </w:r>
-      <w:r>
-        <w:rPr>
-          <w:rFonts w:asciiTheme="majorHAnsi" w:eastAsia="Montserrat" w:hAnsiTheme="majorHAnsi" w:cstheme="majorHAnsi"/>
-          <w:b/>
-          <w:bCs/>
-          <w:sz w:val="20"/>
-          <w:szCs w:val="20"/>
-        </w:rPr>
-        <w:t xml:space="preserve"> |</w:t>
-      </w:r>
-      <w:r>
-        <w:rPr>
-          <w:rFonts w:asciiTheme="majorHAnsi" w:eastAsia="Montserrat" w:hAnsiTheme="majorHAnsi" w:cstheme="majorHAnsi"/>
-          <w:b/>
-          <w:bCs/>
-          <w:sz w:val="20"/>
-          <w:szCs w:val="20"/>
-        </w:rPr>
-        <w:t>{{ phone }}</w:t>
-      </w:r>
-      <w:r>
-        <w:rPr>
-          <w:rFonts w:asciiTheme="majorHAnsi" w:eastAsia="Montserrat" w:hAnsiTheme="majorHAnsi" w:cstheme="majorHAnsi"/>
-          <w:b/>
-          <w:bCs/>
-          <w:sz w:val="20"/>
-          <w:szCs w:val="20"/>
-        </w:rPr>
-        <w:t xml:space="preserve">| </w:t>
-      </w:r>
-      <w:r>
-        <w:rPr>
-          <w:rFonts w:asciiTheme="majorHAnsi" w:eastAsia="Montserrat" w:hAnsiTheme="majorHAnsi" w:cstheme="majorHAnsi"/>
-          <w:b/>
-          <w:bCs/>
-          <w:sz w:val="20"/>
-          <w:szCs w:val="20"/>
-        </w:rPr>
-        <w:t>{{ e</w:t>
-      </w:r>
-      <w:r>
-        <w:rPr>
-          <w:rFonts w:asciiTheme="majorHAnsi" w:eastAsia="Montserrat" w:hAnsiTheme="majorHAnsi" w:cstheme="majorHAnsi"/>
-          <w:b/>
-          <w:bCs/>
-          <w:sz w:val="20"/>
-          <w:szCs w:val="20"/>
-        </w:rPr>
-        <w:t>mail</w:t>
-      </w:r>
-      <w:r>
-        <w:rPr>
-          <w:rFonts w:asciiTheme="majorHAnsi" w:eastAsia="Montserrat" w:hAnsiTheme="majorHAnsi" w:cstheme="majorHAnsi"/>
-          <w:b/>
-          <w:bCs/>
-          <w:sz w:val="20"/>
-          <w:szCs w:val="20"/>
-        </w:rPr>
-        <w:t xml:space="preserve"> }}</w:t>
-      </w:r>
-      <w:r>
-        <w:rPr>
-          <w:rFonts w:asciiTheme="majorHAnsi" w:eastAsia="Montserrat" w:hAnsiTheme="majorHAnsi" w:cstheme="majorHAnsi"/>
-          <w:b/>
-          <w:bCs/>
-          <w:sz w:val="20"/>
-          <w:szCs w:val="20"/>
-        </w:rPr>
-        <w:t xml:space="preserve"> | </w:t>
-      </w:r>
-      <w:r>
-        <w:rPr>
-          <w:rFonts w:asciiTheme="majorHAnsi" w:eastAsia="Montserrat" w:hAnsiTheme="majorHAnsi" w:cstheme="majorHAnsi"/>
-          <w:b/>
-          <w:bCs/>
-          <w:sz w:val="20"/>
-          <w:szCs w:val="20"/>
-        </w:rPr>
-        <w:t>{{ l</w:t>
-      </w:r>
-      <w:r>
-        <w:rPr>
-          <w:rFonts w:asciiTheme="majorHAnsi" w:eastAsia="Montserrat" w:hAnsiTheme="majorHAnsi" w:cstheme="majorHAnsi"/>
-          <w:b/>
-          <w:bCs/>
-          <w:sz w:val="20"/>
-          <w:szCs w:val="20"/>
-        </w:rPr>
-        <w:t>inkedIn</w:t>
-      </w:r>
-      <w:r>
-        <w:rPr>
-          <w:rFonts w:asciiTheme="majorHAnsi" w:eastAsia="Montserrat" w:hAnsiTheme="majorHAnsi" w:cstheme="majorHAnsi"/>
-          <w:b/>
-          <w:bCs/>
-          <w:sz w:val="20"/>
-          <w:szCs w:val="20"/>
-        </w:rPr>
-        <w:t xml:space="preserve"> }}</w:t>
-      </w:r>
-    </w:p>
-    <w:p>
-      <w:pPr>
-        <w:spacing w:line="276" w:lineRule="auto"/>
-        <w:jc w:val="center"/>
         <w:rPr>
           <w:rFonts w:asciiTheme="majorHAnsi" w:eastAsia="Montserrat" w:hAnsiTheme="majorHAnsi" w:cstheme="majorHAnsi"/>
           <w:b/>
@@ -446,13 +327,59 @@
           <w:szCs w:val="18"/>
         </w:rPr>
       </w:pPr>
-      <w:r>
-        <w:rPr>
-          <w:rFonts w:asciiTheme="majorHAnsi" w:eastAsia="Montserrat" w:hAnsiTheme="majorHAnsi" w:cstheme="majorHAnsi"/>
-          <w:sz w:val="18"/>
-          <w:szCs w:val="18"/>
-        </w:rPr>
-        <w:t>{{ professional_summary }}</w:t>
+      <w:proofErr w:type="gramStart"/>
+      <w:r>
+        <w:rPr>
+          <w:rFonts w:asciiTheme="majorHAnsi" w:eastAsia="Montserrat" w:hAnsiTheme="majorHAnsi" w:cstheme="majorHAnsi"/>
+          <w:sz w:val="18"/>
+          <w:szCs w:val="18"/>
+        </w:rPr>
+        <w:t xml:space="preserve">{{ </w:t>
+      </w:r>
+      <w:proofErr w:type="spellStart"/>
+      <w:r>
+        <w:rPr>
+          <w:rFonts w:asciiTheme="majorHAnsi" w:eastAsia="Montserrat" w:hAnsiTheme="majorHAnsi" w:cstheme="majorHAnsi"/>
+          <w:sz w:val="18"/>
+          <w:szCs w:val="18"/>
+        </w:rPr>
+        <w:t>professional</w:t>
+      </w:r>
+      <w:proofErr w:type="gramEnd"/>
+      <w:r>
+        <w:rPr>
+          <w:rFonts w:asciiTheme="majorHAnsi" w:eastAsia="Montserrat" w:hAnsiTheme="majorHAnsi" w:cstheme="majorHAnsi"/>
+          <w:sz w:val="18"/>
+          <w:szCs w:val="18"/>
+        </w:rPr>
+        <w:t>_</w:t>
+      </w:r>
+      <w:proofErr w:type="gramStart"/>
+      <w:r>
+        <w:rPr>
+          <w:rFonts w:asciiTheme="majorHAnsi" w:eastAsia="Montserrat" w:hAnsiTheme="majorHAnsi" w:cstheme="majorHAnsi"/>
+          <w:sz w:val="18"/>
+          <w:szCs w:val="18"/>
+        </w:rPr>
+        <w:t>summary</w:t>
+      </w:r>
+      <w:proofErr w:type="spellEnd"/>
+      <w:r>
+        <w:rPr>
+          <w:rFonts w:asciiTheme="majorHAnsi" w:eastAsia="Montserrat" w:hAnsiTheme="majorHAnsi" w:cstheme="majorHAnsi"/>
+          <w:sz w:val="18"/>
+          <w:szCs w:val="18"/>
+        </w:rPr>
+        <w:t xml:space="preserve"> }</w:t>
+      </w:r>
+      <w:proofErr w:type="gramEnd"/>
+      <w:r>
+        <w:rPr>
+          <w:rFonts w:asciiTheme="majorHAnsi" w:eastAsia="Montserrat" w:hAnsiTheme="majorHAnsi" w:cstheme="majorHAnsi"/>
+          <w:sz w:val="18"/>
+          <w:szCs w:val="18"/>
+        </w:rPr>
+        <w:t>}</w:t>
       </w:r>
     </w:p>
     <w:p>
@@ -508,13 +435,23 @@
           <w:szCs w:val="18"/>
         </w:rPr>
       </w:pPr>
-      <w:r>
-        <w:rPr>
-          <w:rFonts w:asciiTheme="majorHAnsi" w:eastAsia="Montserrat" w:hAnsiTheme="majorHAnsi" w:cstheme="majorHAnsi"/>
-          <w:sz w:val="18"/>
-          <w:szCs w:val="18"/>
-        </w:rPr>
-        <w:t>{{ skills }}</w:t>
+      <w:proofErr w:type="gramStart"/>
+      <w:r>
+        <w:rPr>
+          <w:rFonts w:asciiTheme="majorHAnsi" w:eastAsia="Montserrat" w:hAnsiTheme="majorHAnsi" w:cstheme="majorHAnsi"/>
+          <w:sz w:val="18"/>
+          <w:szCs w:val="18"/>
+        </w:rPr>
+        <w:t>{{ skills</w:t>
+      </w:r>
+      <w:proofErr w:type="gramEnd"/>
+      <w:r>
+        <w:rPr>
+          <w:rFonts w:asciiTheme="majorHAnsi" w:eastAsia="Montserrat" w:hAnsiTheme="majorHAnsi" w:cstheme="majorHAnsi"/>
+          <w:sz w:val="18"/>
+          <w:szCs w:val="18"/>
+        </w:rPr>
+        <w:t xml:space="preserve"> }}</w:t>
       </w:r>
     </w:p>
     <w:p>
@@ -604,6 +541,7 @@
           <w:szCs w:val="18"/>
         </w:rPr>
       </w:pPr>
+      <w:proofErr w:type="gramStart"/>
       <w:r>
         <w:rPr>
           <w:rFonts w:asciiTheme="majorHAnsi" w:eastAsia="Montserrat" w:hAnsiTheme="majorHAnsi" w:cstheme="majorHAnsi"/>
@@ -611,7 +549,188 @@
           <w:sz w:val="18"/>
           <w:szCs w:val="18"/>
         </w:rPr>
-        <w:t>{{ ed.degree }}, {{ ed.institution }} ({{ ed.start }}–{{ ed.end }})</w:t>
+        <w:t xml:space="preserve">{{ </w:t>
+      </w:r>
+      <w:proofErr w:type="spellStart"/>
+      <w:r>
+        <w:rPr>
+          <w:rFonts w:asciiTheme="majorHAnsi" w:eastAsia="Montserrat" w:hAnsiTheme="majorHAnsi" w:cstheme="majorHAnsi"/>
+          <w:bCs/>
+          <w:sz w:val="18"/>
+          <w:szCs w:val="18"/>
+        </w:rPr>
+        <w:t>ed</w:t>
+      </w:r>
+      <w:proofErr w:type="gramEnd"/>
+      <w:r>
+        <w:rPr>
+          <w:rFonts w:asciiTheme="majorHAnsi" w:eastAsia="Montserrat" w:hAnsiTheme="majorHAnsi" w:cstheme="majorHAnsi"/>
+          <w:bCs/>
+          <w:sz w:val="18"/>
+          <w:szCs w:val="18"/>
+        </w:rPr>
+        <w:t>.</w:t>
+      </w:r>
+      <w:proofErr w:type="gramStart"/>
+      <w:r>
+        <w:rPr>
+          <w:rFonts w:asciiTheme="majorHAnsi" w:eastAsia="Montserrat" w:hAnsiTheme="majorHAnsi" w:cstheme="majorHAnsi"/>
+          <w:bCs/>
+          <w:sz w:val="18"/>
+          <w:szCs w:val="18"/>
+        </w:rPr>
+        <w:t>degree</w:t>
+      </w:r>
+      <w:proofErr w:type="spellEnd"/>
+      <w:r>
+        <w:rPr>
+          <w:rFonts w:asciiTheme="majorHAnsi" w:eastAsia="Montserrat" w:hAnsiTheme="majorHAnsi" w:cstheme="majorHAnsi"/>
+          <w:bCs/>
+          <w:sz w:val="18"/>
+          <w:szCs w:val="18"/>
+        </w:rPr>
+        <w:t xml:space="preserve"> }</w:t>
+      </w:r>
+      <w:proofErr w:type="gramEnd"/>
+      <w:r>
+        <w:rPr>
+          <w:rFonts w:asciiTheme="majorHAnsi" w:eastAsia="Montserrat" w:hAnsiTheme="majorHAnsi" w:cstheme="majorHAnsi"/>
+          <w:bCs/>
+          <w:sz w:val="18"/>
+          <w:szCs w:val="18"/>
+        </w:rPr>
+        <w:t xml:space="preserve">}, </w:t>
+      </w:r>
+      <w:proofErr w:type="gramStart"/>
+      <w:r>
+        <w:rPr>
+          <w:rFonts w:asciiTheme="majorHAnsi" w:eastAsia="Montserrat" w:hAnsiTheme="majorHAnsi" w:cstheme="majorHAnsi"/>
+          <w:bCs/>
+          <w:sz w:val="18"/>
+          <w:szCs w:val="18"/>
+        </w:rPr>
+        <w:t xml:space="preserve">{{ </w:t>
+      </w:r>
+      <w:proofErr w:type="spellStart"/>
+      <w:r>
+        <w:rPr>
+          <w:rFonts w:asciiTheme="majorHAnsi" w:eastAsia="Montserrat" w:hAnsiTheme="majorHAnsi" w:cstheme="majorHAnsi"/>
+          <w:bCs/>
+          <w:sz w:val="18"/>
+          <w:szCs w:val="18"/>
+        </w:rPr>
+        <w:t>ed</w:t>
+      </w:r>
+      <w:proofErr w:type="gramEnd"/>
+      <w:r>
+        <w:rPr>
+          <w:rFonts w:asciiTheme="majorHAnsi" w:eastAsia="Montserrat" w:hAnsiTheme="majorHAnsi" w:cstheme="majorHAnsi"/>
+          <w:bCs/>
+          <w:sz w:val="18"/>
+          <w:szCs w:val="18"/>
+        </w:rPr>
+        <w:t>.</w:t>
+      </w:r>
+      <w:proofErr w:type="gramStart"/>
+      <w:r>
+        <w:rPr>
+          <w:rFonts w:asciiTheme="majorHAnsi" w:eastAsia="Montserrat" w:hAnsiTheme="majorHAnsi" w:cstheme="majorHAnsi"/>
+          <w:bCs/>
+          <w:sz w:val="18"/>
+          <w:szCs w:val="18"/>
+        </w:rPr>
+        <w:t>institution</w:t>
+      </w:r>
+      <w:proofErr w:type="spellEnd"/>
+      <w:r>
+        <w:rPr>
+          <w:rFonts w:asciiTheme="majorHAnsi" w:eastAsia="Montserrat" w:hAnsiTheme="majorHAnsi" w:cstheme="majorHAnsi"/>
+          <w:bCs/>
+          <w:sz w:val="18"/>
+          <w:szCs w:val="18"/>
+        </w:rPr>
+        <w:t xml:space="preserve"> }</w:t>
+      </w:r>
+      <w:proofErr w:type="gramEnd"/>
+      <w:r>
+        <w:rPr>
+          <w:rFonts w:asciiTheme="majorHAnsi" w:eastAsia="Montserrat" w:hAnsiTheme="majorHAnsi" w:cstheme="majorHAnsi"/>
+          <w:bCs/>
+          <w:sz w:val="18"/>
+          <w:szCs w:val="18"/>
+        </w:rPr>
+        <w:t>} (</w:t>
+      </w:r>
+      <w:proofErr w:type="gramStart"/>
+      <w:r>
+        <w:rPr>
+          <w:rFonts w:asciiTheme="majorHAnsi" w:eastAsia="Montserrat" w:hAnsiTheme="majorHAnsi" w:cstheme="majorHAnsi"/>
+          <w:bCs/>
+          <w:sz w:val="18"/>
+          <w:szCs w:val="18"/>
+        </w:rPr>
+        <w:t xml:space="preserve">{{ </w:t>
+      </w:r>
+      <w:proofErr w:type="spellStart"/>
+      <w:r>
+        <w:rPr>
+          <w:rFonts w:asciiTheme="majorHAnsi" w:eastAsia="Montserrat" w:hAnsiTheme="majorHAnsi" w:cstheme="majorHAnsi"/>
+          <w:bCs/>
+          <w:sz w:val="18"/>
+          <w:szCs w:val="18"/>
+        </w:rPr>
+        <w:t>ed</w:t>
+      </w:r>
+      <w:proofErr w:type="gramEnd"/>
+      <w:r>
+        <w:rPr>
+          <w:rFonts w:asciiTheme="majorHAnsi" w:eastAsia="Montserrat" w:hAnsiTheme="majorHAnsi" w:cstheme="majorHAnsi"/>
+          <w:bCs/>
+          <w:sz w:val="18"/>
+          <w:szCs w:val="18"/>
+        </w:rPr>
+        <w:t>.</w:t>
+      </w:r>
+      <w:proofErr w:type="gramStart"/>
+      <w:r>
+        <w:rPr>
+          <w:rFonts w:asciiTheme="majorHAnsi" w:eastAsia="Montserrat" w:hAnsiTheme="majorHAnsi" w:cstheme="majorHAnsi"/>
+          <w:bCs/>
+          <w:sz w:val="18"/>
+          <w:szCs w:val="18"/>
+        </w:rPr>
+        <w:t>start</w:t>
+      </w:r>
+      <w:proofErr w:type="spellEnd"/>
+      <w:r>
+        <w:rPr>
+          <w:rFonts w:asciiTheme="majorHAnsi" w:eastAsia="Montserrat" w:hAnsiTheme="majorHAnsi" w:cstheme="majorHAnsi"/>
+          <w:bCs/>
+          <w:sz w:val="18"/>
+          <w:szCs w:val="18"/>
+        </w:rPr>
+        <w:t xml:space="preserve"> }}–{{ </w:t>
+      </w:r>
+      <w:proofErr w:type="spellStart"/>
+      <w:r>
+        <w:rPr>
+          <w:rFonts w:asciiTheme="majorHAnsi" w:eastAsia="Montserrat" w:hAnsiTheme="majorHAnsi" w:cstheme="majorHAnsi"/>
+          <w:bCs/>
+          <w:sz w:val="18"/>
+          <w:szCs w:val="18"/>
+        </w:rPr>
+        <w:t>ed.end</w:t>
+      </w:r>
+      <w:proofErr w:type="spellEnd"/>
+      <w:proofErr w:type="gramEnd"/>
+      <w:r>
+        <w:rPr>
+          <w:rFonts w:asciiTheme="majorHAnsi" w:eastAsia="Montserrat" w:hAnsiTheme="majorHAnsi" w:cstheme="majorHAnsi"/>
+          <w:bCs/>
+          <w:sz w:val="18"/>
+          <w:szCs w:val="18"/>
+        </w:rPr>
+        <w:t xml:space="preserve"> }})</w:t>
       </w:r>
     </w:p>
     <w:p>
@@ -636,7 +755,27 @@
           <w:sz w:val="18"/>
           <w:szCs w:val="18"/>
         </w:rPr>
-        <w:t>{% endfor %}</w:t>
+        <w:t xml:space="preserve">{% </w:t>
+      </w:r>
+      <w:proofErr w:type="spellStart"/>
+      <w:r>
+        <w:rPr>
+          <w:rFonts w:asciiTheme="majorHAnsi" w:eastAsia="Montserrat" w:hAnsiTheme="majorHAnsi" w:cstheme="majorHAnsi"/>
+          <w:bCs/>
+          <w:sz w:val="18"/>
+          <w:szCs w:val="18"/>
+        </w:rPr>
+        <w:t>endfor</w:t>
+      </w:r>
+      <w:proofErr w:type="spellEnd"/>
+      <w:r>
+        <w:rPr>
+          <w:rFonts w:asciiTheme="majorHAnsi" w:eastAsia="Montserrat" w:hAnsiTheme="majorHAnsi" w:cstheme="majorHAnsi"/>
+          <w:bCs/>
+          <w:sz w:val="18"/>
+          <w:szCs w:val="18"/>
+        </w:rPr>
+        <w:t xml:space="preserve"> %}</w:t>
       </w:r>
     </w:p>
     <w:p>
@@ -696,8 +835,36 @@
           <w:sz w:val="18"/>
           <w:szCs w:val="18"/>
         </w:rPr>
-        <w:t>{% for e in professional_experience %}</w:t>
-      </w:r>
+        <w:t xml:space="preserve">{% for e in </w:t>
+      </w:r>
+      <w:proofErr w:type="spellStart"/>
+      <w:r>
+        <w:rPr>
+          <w:rFonts w:asciiTheme="majorHAnsi" w:eastAsia="Montserrat" w:hAnsiTheme="majorHAnsi" w:cstheme="majorHAnsi"/>
+          <w:sz w:val="18"/>
+          <w:szCs w:val="18"/>
+        </w:rPr>
+        <w:t>professional_</w:t>
+      </w:r>
+      <w:proofErr w:type="gramStart"/>
+      <w:r>
+        <w:rPr>
+          <w:rFonts w:asciiTheme="majorHAnsi" w:eastAsia="Montserrat" w:hAnsiTheme="majorHAnsi" w:cstheme="majorHAnsi"/>
+          <w:sz w:val="18"/>
+          <w:szCs w:val="18"/>
+        </w:rPr>
+        <w:t>experience</w:t>
+      </w:r>
+      <w:proofErr w:type="spellEnd"/>
+      <w:r>
+        <w:rPr>
+          <w:rFonts w:asciiTheme="majorHAnsi" w:eastAsia="Montserrat" w:hAnsiTheme="majorHAnsi" w:cstheme="majorHAnsi"/>
+          <w:sz w:val="18"/>
+          <w:szCs w:val="18"/>
+        </w:rPr>
+        <w:t xml:space="preserve"> %}</w:t>
+      </w:r>
+      <w:proofErr w:type="gramEnd"/>
     </w:p>
     <w:p>
       <w:pPr>
@@ -707,13 +874,167 @@
           <w:szCs w:val="18"/>
         </w:rPr>
       </w:pPr>
-      <w:r>
-        <w:rPr>
-          <w:rFonts w:asciiTheme="majorHAnsi" w:eastAsia="Montserrat" w:hAnsiTheme="majorHAnsi" w:cstheme="majorHAnsi"/>
-          <w:sz w:val="18"/>
-          <w:szCs w:val="18"/>
-        </w:rPr>
-        <w:t>{{ e.company }}, {{ e.location }} ({{ e.dates }})</w:t>
+      <w:proofErr w:type="gramStart"/>
+      <w:r>
+        <w:rPr>
+          <w:rFonts w:asciiTheme="majorHAnsi" w:eastAsia="Montserrat" w:hAnsiTheme="majorHAnsi" w:cstheme="majorHAnsi"/>
+          <w:sz w:val="18"/>
+          <w:szCs w:val="18"/>
+        </w:rPr>
+        <w:t xml:space="preserve">{{ </w:t>
+      </w:r>
+      <w:proofErr w:type="spellStart"/>
+      <w:r>
+        <w:rPr>
+          <w:rFonts w:asciiTheme="majorHAnsi" w:eastAsia="Montserrat" w:hAnsiTheme="majorHAnsi" w:cstheme="majorHAnsi"/>
+          <w:sz w:val="18"/>
+          <w:szCs w:val="18"/>
+        </w:rPr>
+        <w:t>e</w:t>
+      </w:r>
+      <w:proofErr w:type="gramEnd"/>
+      <w:r>
+        <w:rPr>
+          <w:rFonts w:asciiTheme="majorHAnsi" w:eastAsia="Montserrat" w:hAnsiTheme="majorHAnsi" w:cstheme="majorHAnsi"/>
+          <w:sz w:val="18"/>
+          <w:szCs w:val="18"/>
+        </w:rPr>
+        <w:t>.</w:t>
+      </w:r>
+      <w:proofErr w:type="gramStart"/>
+      <w:r>
+        <w:rPr>
+          <w:rFonts w:asciiTheme="majorHAnsi" w:eastAsia="Montserrat" w:hAnsiTheme="majorHAnsi" w:cstheme="majorHAnsi"/>
+          <w:sz w:val="18"/>
+          <w:szCs w:val="18"/>
+        </w:rPr>
+        <w:t>company</w:t>
+      </w:r>
+      <w:proofErr w:type="spellEnd"/>
+      <w:r>
+        <w:rPr>
+          <w:rFonts w:asciiTheme="majorHAnsi" w:eastAsia="Montserrat" w:hAnsiTheme="majorHAnsi" w:cstheme="majorHAnsi"/>
+          <w:sz w:val="18"/>
+          <w:szCs w:val="18"/>
+        </w:rPr>
+        <w:t xml:space="preserve"> }</w:t>
+      </w:r>
+      <w:proofErr w:type="gramEnd"/>
+      <w:r>
+        <w:rPr>
+          <w:rFonts w:asciiTheme="majorHAnsi" w:eastAsia="Montserrat" w:hAnsiTheme="majorHAnsi" w:cstheme="majorHAnsi"/>
+          <w:sz w:val="18"/>
+          <w:szCs w:val="18"/>
+        </w:rPr>
+        <w:t xml:space="preserve">}, </w:t>
+      </w:r>
+      <w:proofErr w:type="gramStart"/>
+      <w:r>
+        <w:rPr>
+          <w:rFonts w:asciiTheme="majorHAnsi" w:eastAsia="Montserrat" w:hAnsiTheme="majorHAnsi" w:cstheme="majorHAnsi"/>
+          <w:sz w:val="18"/>
+          <w:szCs w:val="18"/>
+        </w:rPr>
+        <w:t xml:space="preserve">{{ </w:t>
+      </w:r>
+      <w:proofErr w:type="spellStart"/>
+      <w:r>
+        <w:rPr>
+          <w:rFonts w:asciiTheme="majorHAnsi" w:eastAsia="Montserrat" w:hAnsiTheme="majorHAnsi" w:cstheme="majorHAnsi"/>
+          <w:sz w:val="18"/>
+          <w:szCs w:val="18"/>
+        </w:rPr>
+        <w:t>e</w:t>
+      </w:r>
+      <w:proofErr w:type="gramEnd"/>
+      <w:r>
+        <w:rPr>
+          <w:rFonts w:asciiTheme="majorHAnsi" w:eastAsia="Montserrat" w:hAnsiTheme="majorHAnsi" w:cstheme="majorHAnsi"/>
+          <w:sz w:val="18"/>
+          <w:szCs w:val="18"/>
+        </w:rPr>
+        <w:t>.</w:t>
+      </w:r>
+      <w:proofErr w:type="gramStart"/>
+      <w:r>
+        <w:rPr>
+          <w:rFonts w:asciiTheme="majorHAnsi" w:eastAsia="Montserrat" w:hAnsiTheme="majorHAnsi" w:cstheme="majorHAnsi"/>
+          <w:sz w:val="18"/>
+          <w:szCs w:val="18"/>
+        </w:rPr>
+        <w:t>location</w:t>
+      </w:r>
+      <w:proofErr w:type="spellEnd"/>
+      <w:r>
+        <w:rPr>
+          <w:rFonts w:asciiTheme="majorHAnsi" w:eastAsia="Montserrat" w:hAnsiTheme="majorHAnsi" w:cstheme="majorHAnsi"/>
+          <w:sz w:val="18"/>
+          <w:szCs w:val="18"/>
+        </w:rPr>
+        <w:t xml:space="preserve"> }</w:t>
+      </w:r>
+      <w:proofErr w:type="gramEnd"/>
+      <w:r>
+        <w:rPr>
+          <w:rFonts w:asciiTheme="majorHAnsi" w:eastAsia="Montserrat" w:hAnsiTheme="majorHAnsi" w:cstheme="majorHAnsi"/>
+          <w:sz w:val="18"/>
+          <w:szCs w:val="18"/>
+        </w:rPr>
+        <w:t>} (</w:t>
+      </w:r>
+      <w:proofErr w:type="gramStart"/>
+      <w:r>
+        <w:rPr>
+          <w:rFonts w:asciiTheme="majorHAnsi" w:eastAsia="Montserrat" w:hAnsiTheme="majorHAnsi" w:cstheme="majorHAnsi"/>
+          <w:sz w:val="18"/>
+          <w:szCs w:val="18"/>
+        </w:rPr>
+        <w:t xml:space="preserve">{{ </w:t>
+      </w:r>
+      <w:proofErr w:type="spellStart"/>
+      <w:r>
+        <w:rPr>
+          <w:rFonts w:asciiTheme="majorHAnsi" w:eastAsia="Montserrat" w:hAnsiTheme="majorHAnsi" w:cstheme="majorHAnsi"/>
+          <w:sz w:val="18"/>
+          <w:szCs w:val="18"/>
+        </w:rPr>
+        <w:t>e</w:t>
+      </w:r>
+      <w:proofErr w:type="gramEnd"/>
+      <w:r>
+        <w:rPr>
+          <w:rFonts w:asciiTheme="majorHAnsi" w:eastAsia="Montserrat" w:hAnsiTheme="majorHAnsi" w:cstheme="majorHAnsi"/>
+          <w:sz w:val="18"/>
+          <w:szCs w:val="18"/>
+        </w:rPr>
+        <w:t>.</w:t>
+      </w:r>
+      <w:proofErr w:type="gramStart"/>
+      <w:r>
+        <w:rPr>
+          <w:rFonts w:asciiTheme="majorHAnsi" w:eastAsia="Montserrat" w:hAnsiTheme="majorHAnsi" w:cstheme="majorHAnsi"/>
+          <w:sz w:val="18"/>
+          <w:szCs w:val="18"/>
+        </w:rPr>
+        <w:t>dates</w:t>
+      </w:r>
+      <w:proofErr w:type="spellEnd"/>
+      <w:r>
+        <w:rPr>
+          <w:rFonts w:asciiTheme="majorHAnsi" w:eastAsia="Montserrat" w:hAnsiTheme="majorHAnsi" w:cstheme="majorHAnsi"/>
+          <w:sz w:val="18"/>
+          <w:szCs w:val="18"/>
+        </w:rPr>
+        <w:t xml:space="preserve"> }</w:t>
+      </w:r>
+      <w:proofErr w:type="gramEnd"/>
+      <w:r>
+        <w:rPr>
+          <w:rFonts w:asciiTheme="majorHAnsi" w:eastAsia="Montserrat" w:hAnsiTheme="majorHAnsi" w:cstheme="majorHAnsi"/>
+          <w:sz w:val="18"/>
+          <w:szCs w:val="18"/>
+        </w:rPr>
+        <w:t>})</w:t>
       </w:r>
     </w:p>
     <w:p>
@@ -730,7 +1051,61 @@
           <w:sz w:val="18"/>
           <w:szCs w:val="18"/>
         </w:rPr>
-        <w:t>Title: {{ e.title }}</w:t>
+        <w:t xml:space="preserve">Title: </w:t>
+      </w:r>
+      <w:proofErr w:type="gramStart"/>
+      <w:r>
+        <w:rPr>
+          <w:rFonts w:asciiTheme="majorHAnsi" w:eastAsia="Montserrat" w:hAnsiTheme="majorHAnsi" w:cstheme="majorHAnsi"/>
+          <w:sz w:val="18"/>
+          <w:szCs w:val="18"/>
+        </w:rPr>
+        <w:t xml:space="preserve">{{ </w:t>
+      </w:r>
+      <w:proofErr w:type="spellStart"/>
+      <w:r>
+        <w:rPr>
+          <w:rFonts w:asciiTheme="majorHAnsi" w:eastAsia="Montserrat" w:hAnsiTheme="majorHAnsi" w:cstheme="majorHAnsi"/>
+          <w:sz w:val="18"/>
+          <w:szCs w:val="18"/>
+        </w:rPr>
+        <w:t>e</w:t>
+      </w:r>
+      <w:proofErr w:type="gramEnd"/>
+      <w:r>
+        <w:rPr>
+          <w:rFonts w:asciiTheme="majorHAnsi" w:eastAsia="Montserrat" w:hAnsiTheme="majorHAnsi" w:cstheme="majorHAnsi"/>
+          <w:sz w:val="18"/>
+          <w:szCs w:val="18"/>
+        </w:rPr>
+        <w:t>.</w:t>
+      </w:r>
+      <w:proofErr w:type="gramStart"/>
+      <w:r>
+        <w:rPr>
+          <w:rFonts w:asciiTheme="majorHAnsi" w:eastAsia="Montserrat" w:hAnsiTheme="majorHAnsi" w:cstheme="majorHAnsi"/>
+          <w:sz w:val="18"/>
+          <w:szCs w:val="18"/>
+        </w:rPr>
+        <w:t>title</w:t>
+      </w:r>
+      <w:proofErr w:type="spellEnd"/>
+      <w:r>
+        <w:rPr>
+          <w:rFonts w:asciiTheme="majorHAnsi" w:eastAsia="Montserrat" w:hAnsiTheme="majorHAnsi" w:cstheme="majorHAnsi"/>
+          <w:sz w:val="18"/>
+          <w:szCs w:val="18"/>
+        </w:rPr>
+        <w:t xml:space="preserve"> }</w:t>
+      </w:r>
+      <w:proofErr w:type="gramEnd"/>
+      <w:r>
+        <w:rPr>
+          <w:rFonts w:asciiTheme="majorHAnsi" w:eastAsia="Montserrat" w:hAnsiTheme="majorHAnsi" w:cstheme="majorHAnsi"/>
+          <w:sz w:val="18"/>
+          <w:szCs w:val="18"/>
+        </w:rPr>
+        <w:t>}</w:t>
       </w:r>
     </w:p>
     <w:p>
@@ -741,13 +1116,59 @@
           <w:szCs w:val="18"/>
         </w:rPr>
       </w:pPr>
-      <w:r>
-        <w:rPr>
-          <w:rFonts w:asciiTheme="majorHAnsi" w:eastAsia="Montserrat" w:hAnsiTheme="majorHAnsi" w:cstheme="majorHAnsi"/>
-          <w:sz w:val="18"/>
-          <w:szCs w:val="18"/>
-        </w:rPr>
-        <w:t>{{ e.details }}</w:t>
+      <w:proofErr w:type="gramStart"/>
+      <w:r>
+        <w:rPr>
+          <w:rFonts w:asciiTheme="majorHAnsi" w:eastAsia="Montserrat" w:hAnsiTheme="majorHAnsi" w:cstheme="majorHAnsi"/>
+          <w:sz w:val="18"/>
+          <w:szCs w:val="18"/>
+        </w:rPr>
+        <w:t xml:space="preserve">{{ </w:t>
+      </w:r>
+      <w:proofErr w:type="spellStart"/>
+      <w:r>
+        <w:rPr>
+          <w:rFonts w:asciiTheme="majorHAnsi" w:eastAsia="Montserrat" w:hAnsiTheme="majorHAnsi" w:cstheme="majorHAnsi"/>
+          <w:sz w:val="18"/>
+          <w:szCs w:val="18"/>
+        </w:rPr>
+        <w:t>e</w:t>
+      </w:r>
+      <w:proofErr w:type="gramEnd"/>
+      <w:r>
+        <w:rPr>
+          <w:rFonts w:asciiTheme="majorHAnsi" w:eastAsia="Montserrat" w:hAnsiTheme="majorHAnsi" w:cstheme="majorHAnsi"/>
+          <w:sz w:val="18"/>
+          <w:szCs w:val="18"/>
+        </w:rPr>
+        <w:t>.</w:t>
+      </w:r>
+      <w:proofErr w:type="gramStart"/>
+      <w:r>
+        <w:rPr>
+          <w:rFonts w:asciiTheme="majorHAnsi" w:eastAsia="Montserrat" w:hAnsiTheme="majorHAnsi" w:cstheme="majorHAnsi"/>
+          <w:sz w:val="18"/>
+          <w:szCs w:val="18"/>
+        </w:rPr>
+        <w:t>details</w:t>
+      </w:r>
+      <w:proofErr w:type="spellEnd"/>
+      <w:r>
+        <w:rPr>
+          <w:rFonts w:asciiTheme="majorHAnsi" w:eastAsia="Montserrat" w:hAnsiTheme="majorHAnsi" w:cstheme="majorHAnsi"/>
+          <w:sz w:val="18"/>
+          <w:szCs w:val="18"/>
+        </w:rPr>
+        <w:t xml:space="preserve"> }</w:t>
+      </w:r>
+      <w:proofErr w:type="gramEnd"/>
+      <w:r>
+        <w:rPr>
+          <w:rFonts w:asciiTheme="majorHAnsi" w:eastAsia="Montserrat" w:hAnsiTheme="majorHAnsi" w:cstheme="majorHAnsi"/>
+          <w:sz w:val="18"/>
+          <w:szCs w:val="18"/>
+        </w:rPr>
+        <w:t>}</w:t>
       </w:r>
     </w:p>
     <w:p>
@@ -764,7 +1185,25 @@
           <w:sz w:val="18"/>
           <w:szCs w:val="18"/>
         </w:rPr>
-        <w:t>{% endfor %}</w:t>
+        <w:t xml:space="preserve">{% </w:t>
+      </w:r>
+      <w:proofErr w:type="spellStart"/>
+      <w:r>
+        <w:rPr>
+          <w:rFonts w:asciiTheme="majorHAnsi" w:eastAsia="Montserrat" w:hAnsiTheme="majorHAnsi" w:cstheme="majorHAnsi"/>
+          <w:sz w:val="18"/>
+          <w:szCs w:val="18"/>
+        </w:rPr>
+        <w:t>endfor</w:t>
+      </w:r>
+      <w:proofErr w:type="spellEnd"/>
+      <w:r>
+        <w:rPr>
+          <w:rFonts w:asciiTheme="majorHAnsi" w:eastAsia="Montserrat" w:hAnsiTheme="majorHAnsi" w:cstheme="majorHAnsi"/>
+          <w:sz w:val="18"/>
+          <w:szCs w:val="18"/>
+        </w:rPr>
+        <w:t xml:space="preserve"> %}</w:t>
       </w:r>
     </w:p>
     <w:p>
@@ -824,8 +1263,9 @@
           <w:sz w:val="18"/>
           <w:szCs w:val="18"/>
         </w:rPr>
-        <w:t>{% for c in certification</w:t>
-      </w:r>
+        <w:t xml:space="preserve">{% for c in </w:t>
+      </w:r>
+      <w:proofErr w:type="spellStart"/>
       <w:r>
         <w:rPr>
           <w:rFonts w:asciiTheme="majorHAnsi" w:eastAsia="Montserrat" w:hAnsiTheme="majorHAnsi" w:cstheme="majorHAnsi"/>
@@ -833,7 +1273,7 @@
           <w:sz w:val="18"/>
           <w:szCs w:val="18"/>
         </w:rPr>
-        <w:t>_specialized_training</w:t>
+        <w:t>certification</w:t>
       </w:r>
       <w:r>
         <w:rPr>
@@ -842,8 +1282,29 @@
           <w:sz w:val="18"/>
           <w:szCs w:val="18"/>
         </w:rPr>
+        <w:t>_specialized_</w:t>
+      </w:r>
+      <w:proofErr w:type="gramStart"/>
+      <w:r>
+        <w:rPr>
+          <w:rFonts w:asciiTheme="majorHAnsi" w:eastAsia="Montserrat" w:hAnsiTheme="majorHAnsi" w:cstheme="majorHAnsi"/>
+          <w:bCs/>
+          <w:sz w:val="18"/>
+          <w:szCs w:val="18"/>
+        </w:rPr>
+        <w:t>training</w:t>
+      </w:r>
+      <w:proofErr w:type="spellEnd"/>
+      <w:r>
+        <w:rPr>
+          <w:rFonts w:asciiTheme="majorHAnsi" w:eastAsia="Montserrat" w:hAnsiTheme="majorHAnsi" w:cstheme="majorHAnsi"/>
+          <w:bCs/>
+          <w:sz w:val="18"/>
+          <w:szCs w:val="18"/>
+        </w:rPr>
         <w:t xml:space="preserve"> %}</w:t>
       </w:r>
+      <w:proofErr w:type="gramEnd"/>
     </w:p>
     <w:p>
       <w:pPr>
@@ -863,8 +1324,9 @@
           <w:sz w:val="18"/>
           <w:szCs w:val="18"/>
         </w:rPr>
-        <w:t>• {{ c</w:t>
-      </w:r>
+        <w:t xml:space="preserve">• </w:t>
+      </w:r>
+      <w:proofErr w:type="gramStart"/>
       <w:r>
         <w:rPr>
           <w:rFonts w:asciiTheme="majorHAnsi" w:eastAsia="Montserrat" w:hAnsiTheme="majorHAnsi" w:cstheme="majorHAnsi"/>
@@ -872,8 +1334,9 @@
           <w:sz w:val="18"/>
           <w:szCs w:val="18"/>
         </w:rPr>
-        <w:t>.name</w:t>
-      </w:r>
+        <w:t>{{ c</w:t>
+      </w:r>
+      <w:proofErr w:type="gramEnd"/>
       <w:r>
         <w:rPr>
           <w:rFonts w:asciiTheme="majorHAnsi" w:eastAsia="Montserrat" w:hAnsiTheme="majorHAnsi" w:cstheme="majorHAnsi"/>
@@ -881,8 +1344,9 @@
           <w:sz w:val="18"/>
           <w:szCs w:val="18"/>
         </w:rPr>
-        <w:t xml:space="preserve"> }}</w:t>
-      </w:r>
+        <w:t>.</w:t>
+      </w:r>
+      <w:proofErr w:type="gramStart"/>
       <w:r>
         <w:rPr>
           <w:rFonts w:asciiTheme="majorHAnsi" w:eastAsia="Montserrat" w:hAnsiTheme="majorHAnsi" w:cstheme="majorHAnsi"/>
@@ -890,7 +1354,57 @@
           <w:sz w:val="18"/>
           <w:szCs w:val="18"/>
         </w:rPr>
-        <w:t xml:space="preserve"> ({{c.date}})</w:t>
+        <w:t>name</w:t>
+      </w:r>
+      <w:r>
+        <w:rPr>
+          <w:rFonts w:asciiTheme="majorHAnsi" w:eastAsia="Montserrat" w:hAnsiTheme="majorHAnsi" w:cstheme="majorHAnsi"/>
+          <w:bCs/>
+          <w:sz w:val="18"/>
+          <w:szCs w:val="18"/>
+        </w:rPr>
+        <w:t xml:space="preserve"> }</w:t>
+      </w:r>
+      <w:proofErr w:type="gramEnd"/>
+      <w:r>
+        <w:rPr>
+          <w:rFonts w:asciiTheme="majorHAnsi" w:eastAsia="Montserrat" w:hAnsiTheme="majorHAnsi" w:cstheme="majorHAnsi"/>
+          <w:bCs/>
+          <w:sz w:val="18"/>
+          <w:szCs w:val="18"/>
+        </w:rPr>
+        <w:t>}</w:t>
+      </w:r>
+      <w:r>
+        <w:rPr>
+          <w:rFonts w:asciiTheme="majorHAnsi" w:eastAsia="Montserrat" w:hAnsiTheme="majorHAnsi" w:cstheme="majorHAnsi"/>
+          <w:bCs/>
+          <w:sz w:val="18"/>
+          <w:szCs w:val="18"/>
+        </w:rPr>
+        <w:t xml:space="preserve"> ({{</w:t>
+      </w:r>
+      <w:proofErr w:type="spellStart"/>
+      <w:proofErr w:type="gramStart"/>
+      <w:r>
+        <w:rPr>
+          <w:rFonts w:asciiTheme="majorHAnsi" w:eastAsia="Montserrat" w:hAnsiTheme="majorHAnsi" w:cstheme="majorHAnsi"/>
+          <w:bCs/>
+          <w:sz w:val="18"/>
+          <w:szCs w:val="18"/>
+        </w:rPr>
+        <w:t>c.date</w:t>
+      </w:r>
+      <w:proofErr w:type="spellEnd"/>
+      <w:proofErr w:type="gramEnd"/>
+      <w:r>
+        <w:rPr>
+          <w:rFonts w:asciiTheme="majorHAnsi" w:eastAsia="Montserrat" w:hAnsiTheme="majorHAnsi" w:cstheme="majorHAnsi"/>
+          <w:bCs/>
+          <w:sz w:val="18"/>
+          <w:szCs w:val="18"/>
+        </w:rPr>
+        <w:t>}})</w:t>
       </w:r>
     </w:p>
     <w:p>
@@ -911,7 +1425,27 @@
           <w:sz w:val="18"/>
           <w:szCs w:val="18"/>
         </w:rPr>
-        <w:t>{% endfor %}</w:t>
+        <w:t xml:space="preserve">{% </w:t>
+      </w:r>
+      <w:proofErr w:type="spellStart"/>
+      <w:r>
+        <w:rPr>
+          <w:rFonts w:asciiTheme="majorHAnsi" w:eastAsia="Montserrat" w:hAnsiTheme="majorHAnsi" w:cstheme="majorHAnsi"/>
+          <w:bCs/>
+          <w:sz w:val="18"/>
+          <w:szCs w:val="18"/>
+        </w:rPr>
+        <w:t>endfor</w:t>
+      </w:r>
+      <w:proofErr w:type="spellEnd"/>
+      <w:r>
+        <w:rPr>
+          <w:rFonts w:asciiTheme="majorHAnsi" w:eastAsia="Montserrat" w:hAnsiTheme="majorHAnsi" w:cstheme="majorHAnsi"/>
+          <w:bCs/>
+          <w:sz w:val="18"/>
+          <w:szCs w:val="18"/>
+        </w:rPr>
+        <w:t xml:space="preserve"> %}</w:t>
       </w:r>
     </w:p>
     <w:p>
@@ -969,8 +1503,18 @@
           <w:sz w:val="18"/>
           <w:szCs w:val="18"/>
         </w:rPr>
-        <w:t>{% for lang in languages %}</w:t>
-      </w:r>
+        <w:t xml:space="preserve">{% for lang in </w:t>
+      </w:r>
+      <w:proofErr w:type="gramStart"/>
+      <w:r>
+        <w:rPr>
+          <w:rFonts w:asciiTheme="majorHAnsi" w:eastAsia="Montserrat" w:hAnsiTheme="majorHAnsi" w:cstheme="majorHAnsi"/>
+          <w:sz w:val="18"/>
+          <w:szCs w:val="18"/>
+        </w:rPr>
+        <w:t>languages %}</w:t>
+      </w:r>
+      <w:proofErr w:type="gramEnd"/>
     </w:p>
     <w:p>
       <w:pPr>
@@ -992,7 +1536,25 @@
           <w:sz w:val="18"/>
           <w:szCs w:val="18"/>
         </w:rPr>
-        <w:t>• {{ lang }}</w:t>
+        <w:t xml:space="preserve">• </w:t>
+      </w:r>
+      <w:proofErr w:type="gramStart"/>
+      <w:r>
+        <w:rPr>
+          <w:rFonts w:asciiTheme="majorHAnsi" w:eastAsia="Montserrat" w:hAnsiTheme="majorHAnsi" w:cstheme="majorHAnsi"/>
+          <w:sz w:val="18"/>
+          <w:szCs w:val="18"/>
+        </w:rPr>
+        <w:t>{{ lang</w:t>
+      </w:r>
+      <w:proofErr w:type="gramEnd"/>
+      <w:r>
+        <w:rPr>
+          <w:rFonts w:asciiTheme="majorHAnsi" w:eastAsia="Montserrat" w:hAnsiTheme="majorHAnsi" w:cstheme="majorHAnsi"/>
+          <w:sz w:val="18"/>
+          <w:szCs w:val="18"/>
+        </w:rPr>
+        <w:t xml:space="preserve"> }}</w:t>
       </w:r>
     </w:p>
     <w:p>
@@ -1015,7 +1577,25 @@
           <w:sz w:val="18"/>
           <w:szCs w:val="18"/>
         </w:rPr>
-        <w:t>{% endfor %}</w:t>
+        <w:t xml:space="preserve">{% </w:t>
+      </w:r>
+      <w:proofErr w:type="spellStart"/>
+      <w:r>
+        <w:rPr>
+          <w:rFonts w:asciiTheme="majorHAnsi" w:eastAsia="Montserrat" w:hAnsiTheme="majorHAnsi" w:cstheme="majorHAnsi"/>
+          <w:sz w:val="18"/>
+          <w:szCs w:val="18"/>
+        </w:rPr>
+        <w:t>endfor</w:t>
+      </w:r>
+      <w:proofErr w:type="spellEnd"/>
+      <w:r>
+        <w:rPr>
+          <w:rFonts w:asciiTheme="majorHAnsi" w:eastAsia="Montserrat" w:hAnsiTheme="majorHAnsi" w:cstheme="majorHAnsi"/>
+          <w:sz w:val="18"/>
+          <w:szCs w:val="18"/>
+        </w:rPr>
+        <w:t xml:space="preserve"> %}</w:t>
       </w:r>
     </w:p>
     <w:p>
